--- a/Cahier_de_Conception.docx
+++ b/Cahier_de_Conception.docx
@@ -5527,7 +5527,6 @@
         </w:numPr>
         <w:spacing w:line="360" w:lineRule="auto"/>
       </w:pPr>
-      <w:proofErr w:type="spellStart"/>
       <w:r>
         <w:rPr>
           <w:b/>
@@ -5535,7 +5534,6 @@
         </w:rPr>
         <w:t>View</w:t>
       </w:r>
-      <w:proofErr w:type="spellEnd"/>
       <w:r>
         <w:t xml:space="preserve"> : correspond à l’interface graphique</w:t>
       </w:r>
@@ -5549,7 +5547,6 @@
         </w:numPr>
         <w:spacing w:line="360" w:lineRule="auto"/>
       </w:pPr>
-      <w:proofErr w:type="spellStart"/>
       <w:r>
         <w:rPr>
           <w:b/>
@@ -5557,7 +5554,6 @@
         </w:rPr>
         <w:t>ViewModel</w:t>
       </w:r>
-      <w:proofErr w:type="spellEnd"/>
       <w:r>
         <w:t xml:space="preserve"> : contient la logique de présentation et assure le lien entre la vue et le modèle.</w:t>
       </w:r>
@@ -5589,15 +5585,7 @@
         <w:t>’une formation professionnelle</w:t>
       </w:r>
       <w:r>
-        <w:t xml:space="preserve">, nos expérimentations ont </w:t>
-      </w:r>
-      <w:proofErr w:type="gramStart"/>
-      <w:r>
-        <w:t>confirmés</w:t>
-      </w:r>
-      <w:proofErr w:type="gramEnd"/>
-      <w:r>
-        <w:t xml:space="preserve"> que l’utilisation de ces technologies était le bon choix dans le cadre de ce projet aux vues des besoins et demandes du client.</w:t>
+        <w:t>, nos expérimentations ont confirmés que l’utilisation de ces technologies était le bon choix dans le cadre de ce projet aux vues des besoins et demandes du client.</w:t>
       </w:r>
     </w:p>
     <w:p>
@@ -5638,15 +5626,7 @@
         <w:spacing w:line="360" w:lineRule="auto"/>
       </w:pPr>
       <w:r>
-        <w:t>Interface utilisateur (</w:t>
-      </w:r>
-      <w:proofErr w:type="spellStart"/>
-      <w:r>
-        <w:t>View</w:t>
-      </w:r>
-      <w:proofErr w:type="spellEnd"/>
-      <w:r>
-        <w:t>)</w:t>
+        <w:t>Interface utilisateur (View)</w:t>
       </w:r>
     </w:p>
     <w:p>
@@ -5660,15 +5640,7 @@
       </w:pPr>
       <w:r>
         <w:lastRenderedPageBreak/>
-        <w:t>Logique de l’application (</w:t>
-      </w:r>
-      <w:proofErr w:type="spellStart"/>
-      <w:r>
-        <w:t>ViewModel</w:t>
-      </w:r>
-      <w:proofErr w:type="spellEnd"/>
-      <w:r>
-        <w:t>)</w:t>
+        <w:t>Logique de l’application (ViewModel)</w:t>
       </w:r>
     </w:p>
     <w:p>
@@ -5708,15 +5680,7 @@
     </w:p>
     <w:p>
       <w:r>
-        <w:t xml:space="preserve">La logique de l’application sera gérée dans les </w:t>
-      </w:r>
-      <w:proofErr w:type="spellStart"/>
-      <w:r>
-        <w:t>ViewModels</w:t>
-      </w:r>
-      <w:proofErr w:type="spellEnd"/>
-      <w:r>
-        <w:t xml:space="preserve"> et dans des classes métier spécialisées. Elle inclura notamment :</w:t>
+        <w:t>La logique de l’application sera gérée dans les ViewModels et dans des classes métier spécialisées. Elle inclura notamment :</w:t>
       </w:r>
     </w:p>
     <w:p>
@@ -5727,11 +5691,9 @@
           <w:numId w:val="12"/>
         </w:numPr>
       </w:pPr>
-      <w:proofErr w:type="gramStart"/>
       <w:r>
         <w:t>c</w:t>
       </w:r>
-      <w:proofErr w:type="gramEnd"/>
     </w:p>
     <w:p>
       <w:pPr>
@@ -5837,15 +5799,7 @@
         <w:t>À chaque tour, le serveur vérifie les actions, applique les actions sur les robots et envoie les modifications au client.</w:t>
       </w:r>
       <w:r>
-        <w:t xml:space="preserve"> Le serveur envoie </w:t>
-      </w:r>
-      <w:proofErr w:type="gramStart"/>
-      <w:r>
-        <w:t>les modification</w:t>
-      </w:r>
-      <w:proofErr w:type="gramEnd"/>
-      <w:r>
-        <w:t xml:space="preserve"> à la fin du tour complet. Les tours de chaque personne se passe en même temps.</w:t>
+        <w:t xml:space="preserve"> Le serveur envoie les modification à la fin du tour complet. Les tours de chaque personne se passe en même temps.</w:t>
       </w:r>
     </w:p>
     <w:p>
@@ -5872,16 +5826,16 @@
         </w:rPr>
         <w:lastRenderedPageBreak/>
         <w:drawing>
-          <wp:anchor distT="0" distB="0" distL="114300" distR="114300" simplePos="0" relativeHeight="251663360" behindDoc="0" locked="0" layoutInCell="1" allowOverlap="1" wp14:anchorId="0EF1BAA0" wp14:editId="304FEF1B">
+          <wp:anchor distT="0" distB="0" distL="114300" distR="114300" simplePos="0" relativeHeight="251663360" behindDoc="0" locked="0" layoutInCell="1" allowOverlap="1" wp14:anchorId="0EF1BAA0" wp14:editId="25AE90B6">
             <wp:simplePos x="0" y="0"/>
             <wp:positionH relativeFrom="column">
-              <wp:posOffset>278765</wp:posOffset>
+              <wp:posOffset>281940</wp:posOffset>
             </wp:positionH>
             <wp:positionV relativeFrom="paragraph">
-              <wp:posOffset>412115</wp:posOffset>
+              <wp:posOffset>634365</wp:posOffset>
             </wp:positionV>
-            <wp:extent cx="4936490" cy="3690620"/>
-            <wp:effectExtent l="0" t="0" r="0" b="5080"/>
+            <wp:extent cx="4936490" cy="3245485"/>
+            <wp:effectExtent l="0" t="0" r="0" b="0"/>
             <wp:wrapTopAndBottom/>
             <wp:docPr id="1102615493" name="Image 1"/>
             <wp:cNvGraphicFramePr>
@@ -5895,7 +5849,7 @@
                     <pic:cNvPicPr/>
                   </pic:nvPicPr>
                   <pic:blipFill>
-                    <a:blip r:embed="rId9">
+                    <a:blip r:embed="rId9" cstate="print">
                       <a:extLst>
                         <a:ext uri="{28A0092B-C50C-407E-A947-70E740481C1C}">
                           <a14:useLocalDpi xmlns:a14="http://schemas.microsoft.com/office/drawing/2010/main" val="0"/>
@@ -5909,7 +5863,7 @@
                   <pic:spPr>
                     <a:xfrm>
                       <a:off x="0" y="0"/>
-                      <a:ext cx="4936490" cy="3690620"/>
+                      <a:ext cx="4936490" cy="3245485"/>
                     </a:xfrm>
                     <a:prstGeom prst="rect">
                       <a:avLst/>
@@ -5961,15 +5915,7 @@
     </w:p>
     <w:p>
       <w:r>
-        <w:t xml:space="preserve">• </w:t>
-      </w:r>
-      <w:proofErr w:type="spellStart"/>
-      <w:r>
-        <w:t>status</w:t>
-      </w:r>
-      <w:proofErr w:type="spellEnd"/>
-      <w:r>
-        <w:t> : nombre entier qui représente l’état</w:t>
+        <w:t>• status : nombre entier qui représente l’état</w:t>
       </w:r>
       <w:r>
         <w:t xml:space="preserve"> actuel de la partie :</w:t>
@@ -6083,27 +6029,11 @@
       </w:r>
       <w:r>
         <w:br/>
-        <w:t xml:space="preserve">• </w:t>
-      </w:r>
-      <w:proofErr w:type="spellStart"/>
-      <w:r>
-        <w:t>robotServeur</w:t>
-      </w:r>
-      <w:proofErr w:type="spellEnd"/>
-      <w:r>
-        <w:t> : contient le robot du joueur serveur.</w:t>
+        <w:t>• robotServeur : contient le robot du joueur serveur.</w:t>
       </w:r>
       <w:r>
         <w:br/>
-        <w:t xml:space="preserve">• </w:t>
-      </w:r>
-      <w:proofErr w:type="spellStart"/>
-      <w:r>
-        <w:t>robotClient</w:t>
-      </w:r>
-      <w:proofErr w:type="spellEnd"/>
-      <w:r>
-        <w:t> : contient le robot du joueur client.</w:t>
+        <w:t>• robotClient : contient le robot du joueur client.</w:t>
       </w:r>
     </w:p>
     <w:p>
@@ -6133,11 +6063,9 @@
       <w:r>
         <w:t>les méthodes et attributs utiles à chaque type de joueur.</w:t>
       </w:r>
-    </w:p>
-    <w:p>
-      <w:pPr>
-        <w:spacing w:line="360" w:lineRule="auto"/>
-      </w:pPr>
+      <w:r>
+        <w:br/>
+      </w:r>
       <w:r>
         <w:t>• nom : contient le nom du joueur, pour l’afficher pendant la partie.</w:t>
       </w:r>
@@ -6147,15 +6075,7 @@
       </w:r>
       <w:r>
         <w:br/>
-        <w:t xml:space="preserve">• </w:t>
-      </w:r>
-      <w:proofErr w:type="spellStart"/>
-      <w:r>
-        <w:t>endPoint</w:t>
-      </w:r>
-      <w:proofErr w:type="spellEnd"/>
-      <w:r>
-        <w:t> : utile à la connexion avec l’autre joueur.</w:t>
+        <w:t>• endPoint : utile à la connexion avec l’autre joueur.</w:t>
       </w:r>
       <w:r>
         <w:br/>
@@ -6168,11 +6088,9 @@
       <w:r>
         <w:t xml:space="preserve">chaque joueur possède une copie de la partie afin d’avoir </w:t>
       </w:r>
-      <w:proofErr w:type="gramStart"/>
-      <w:r>
-        <w:t>les informations nécessaire</w:t>
-      </w:r>
-      <w:proofErr w:type="gramEnd"/>
+      <w:r>
+        <w:t>les informations nécessaires</w:t>
+      </w:r>
       <w:r>
         <w:t xml:space="preserve"> au déroulement du jeu.</w:t>
       </w:r>
@@ -6186,18 +6104,8 @@
         </w:numPr>
         <w:spacing w:line="360" w:lineRule="auto"/>
       </w:pPr>
-      <w:proofErr w:type="spellStart"/>
-      <w:proofErr w:type="gramStart"/>
-      <w:r>
-        <w:t>JouerAction</w:t>
-      </w:r>
-      <w:proofErr w:type="spellEnd"/>
-      <w:r>
-        <w:t>(</w:t>
-      </w:r>
-      <w:proofErr w:type="gramEnd"/>
-      <w:r>
-        <w:t>) → permet de choisir quelle action faire :</w:t>
+      <w:r>
+        <w:t>JouerAction() → permet de choisir quelle action faire :</w:t>
       </w:r>
     </w:p>
     <w:p>
@@ -6267,34 +6175,38 @@
         </w:numPr>
         <w:spacing w:line="360" w:lineRule="auto"/>
       </w:pPr>
-      <w:proofErr w:type="spellStart"/>
-      <w:proofErr w:type="gramStart"/>
-      <w:r>
-        <w:t>ConfigRobot</w:t>
-      </w:r>
-      <w:proofErr w:type="spellEnd"/>
-      <w:r>
-        <w:t>(</w:t>
-      </w:r>
-      <w:proofErr w:type="gramEnd"/>
-      <w:r>
-        <w:t xml:space="preserve">) → permet de dire combien de points mettre dans chaque caractéristique de robot. Retourne un tuple de trois </w:t>
-      </w:r>
-      <w:proofErr w:type="spellStart"/>
-      <w:r>
-        <w:t>int</w:t>
-      </w:r>
-      <w:proofErr w:type="spellEnd"/>
-      <w:r>
-        <w:t xml:space="preserve"> (</w:t>
-      </w:r>
-      <w:proofErr w:type="spellStart"/>
+      <w:r>
+        <w:t>ConfigRobot(</w:t>
+      </w:r>
       <w:r>
         <w:t>pv</w:t>
       </w:r>
-      <w:proofErr w:type="spellEnd"/>
-      <w:r>
-        <w:t>, armure, force)</w:t>
+      <w:r>
+        <w:t> : int</w:t>
+      </w:r>
+      <w:r>
+        <w:t>, armure</w:t>
+      </w:r>
+      <w:r>
+        <w:t> : int</w:t>
+      </w:r>
+      <w:r>
+        <w:t>, force</w:t>
+      </w:r>
+      <w:r>
+        <w:t> : int</w:t>
+      </w:r>
+      <w:r>
+        <w:t xml:space="preserve">) → permet de dire combien de points mettre dans chaque caractéristique de robot. </w:t>
+      </w:r>
+      <w:r>
+        <w:t>Envoie au serveur</w:t>
+      </w:r>
+      <w:r>
+        <w:t xml:space="preserve"> un tuple de trois int (pv, armure, force)</w:t>
+      </w:r>
+      <w:r>
+        <w:t>.</w:t>
       </w:r>
     </w:p>
     <w:p>
@@ -6306,18 +6218,8 @@
         </w:numPr>
         <w:spacing w:line="360" w:lineRule="auto"/>
       </w:pPr>
-      <w:proofErr w:type="spellStart"/>
-      <w:proofErr w:type="gramStart"/>
-      <w:r>
-        <w:t>AfficherPartie</w:t>
-      </w:r>
-      <w:proofErr w:type="spellEnd"/>
-      <w:r>
-        <w:t>(</w:t>
-      </w:r>
-      <w:proofErr w:type="gramEnd"/>
-      <w:r>
-        <w:t>partie : Partie) →</w:t>
+      <w:r>
+        <w:t>AfficherPartie(partie : Partie) →</w:t>
       </w:r>
       <w:r>
         <w:t xml:space="preserve"> </w:t>
@@ -6356,35 +6258,35 @@
           <w:lang w:val="fr-BE"/>
         </w:rPr>
       </w:pPr>
-      <w:proofErr w:type="spellStart"/>
-      <w:proofErr w:type="gramStart"/>
       <w:r>
         <w:rPr>
           <w:lang w:val="fr-BE"/>
         </w:rPr>
-        <w:t>SaisirInt</w:t>
-      </w:r>
-      <w:proofErr w:type="spellEnd"/>
+        <w:t xml:space="preserve">SaisirInt(num : </w:t>
+      </w:r>
       <w:r>
         <w:rPr>
           <w:lang w:val="fr-BE"/>
         </w:rPr>
-        <w:t>(</w:t>
-      </w:r>
-      <w:proofErr w:type="spellStart"/>
-      <w:proofErr w:type="gramEnd"/>
+        <w:t>int</w:t>
+      </w:r>
       <w:r>
         <w:rPr>
           <w:lang w:val="fr-BE"/>
         </w:rPr>
-        <w:t>num</w:t>
-      </w:r>
-      <w:proofErr w:type="spellEnd"/>
+        <w:t xml:space="preserve">) : </w:t>
+      </w:r>
       <w:r>
         <w:rPr>
           <w:lang w:val="fr-BE"/>
         </w:rPr>
-        <w:t> : Integer) : Integer →</w:t>
+        <w:t>int</w:t>
+      </w:r>
+      <w:r>
+        <w:rPr>
+          <w:lang w:val="fr-BE"/>
+        </w:rPr>
+        <w:t> →</w:t>
       </w:r>
       <w:r>
         <w:rPr>
@@ -6396,10 +6298,18 @@
         <w:rPr>
           <w:lang w:val="fr-BE"/>
         </w:rPr>
-        <w:t xml:space="preserve"> Méthode</w:t>
+        <w:t xml:space="preserve"> </w:t>
       </w:r>
       <w:r>
         <w:rPr>
+          <w:u w:val="single"/>
+          <w:lang w:val="fr-BE"/>
+        </w:rPr>
+        <w:t>Méthode</w:t>
+      </w:r>
+      <w:r>
+        <w:rPr>
+          <w:u w:val="single"/>
           <w:lang w:val="fr-BE"/>
         </w:rPr>
         <w:t xml:space="preserve"> statique</w:t>
@@ -6453,98 +6363,78 @@
           <w:lang w:val="fr-BE"/>
         </w:rPr>
       </w:pPr>
-      <w:proofErr w:type="spellStart"/>
       <w:r>
         <w:rPr>
           <w:lang w:val="fr-BE"/>
         </w:rPr>
-        <w:t>CreerRobot</w:t>
-      </w:r>
-      <w:proofErr w:type="spellEnd"/>
+        <w:t>CreerRobot (p</w:t>
+      </w:r>
       <w:r>
         <w:rPr>
           <w:lang w:val="fr-BE"/>
         </w:rPr>
-        <w:t xml:space="preserve"> (</w:t>
-      </w:r>
-      <w:proofErr w:type="spellStart"/>
+        <w:t>t</w:t>
+      </w:r>
       <w:r>
         <w:rPr>
           <w:lang w:val="fr-BE"/>
         </w:rPr>
-        <w:t>pVie</w:t>
-      </w:r>
-      <w:proofErr w:type="spellEnd"/>
-      <w:r>
-        <w:rPr>
-          <w:lang w:val="fr-BE"/>
-        </w:rPr>
-        <w:t xml:space="preserve"> : </w:t>
-      </w:r>
-      <w:proofErr w:type="spellStart"/>
+        <w:t xml:space="preserve">Vie : </w:t>
+      </w:r>
       <w:r>
         <w:rPr>
           <w:lang w:val="fr-BE"/>
         </w:rPr>
         <w:t>int</w:t>
       </w:r>
-      <w:proofErr w:type="spellEnd"/>
       <w:r>
         <w:rPr>
           <w:lang w:val="fr-BE"/>
         </w:rPr>
-        <w:t xml:space="preserve">, </w:t>
-      </w:r>
-      <w:proofErr w:type="spellStart"/>
+        <w:t>, p</w:t>
+      </w:r>
       <w:r>
         <w:rPr>
           <w:lang w:val="fr-BE"/>
         </w:rPr>
-        <w:t>pArmor</w:t>
-      </w:r>
-      <w:proofErr w:type="spellEnd"/>
+        <w:t>t</w:t>
+      </w:r>
       <w:r>
         <w:rPr>
           <w:lang w:val="fr-BE"/>
         </w:rPr>
-        <w:t xml:space="preserve"> : </w:t>
-      </w:r>
-      <w:proofErr w:type="spellStart"/>
+        <w:t xml:space="preserve">Armor : </w:t>
+      </w:r>
       <w:r>
         <w:rPr>
           <w:lang w:val="fr-BE"/>
         </w:rPr>
         <w:t>int</w:t>
       </w:r>
-      <w:proofErr w:type="spellEnd"/>
       <w:r>
         <w:rPr>
           <w:lang w:val="fr-BE"/>
         </w:rPr>
-        <w:t xml:space="preserve">, </w:t>
-      </w:r>
-      <w:proofErr w:type="spellStart"/>
+        <w:t>, p</w:t>
+      </w:r>
       <w:r>
         <w:rPr>
           <w:lang w:val="fr-BE"/>
         </w:rPr>
-        <w:t>pForce</w:t>
-      </w:r>
-      <w:proofErr w:type="spellEnd"/>
+        <w:t>t</w:t>
+      </w:r>
       <w:r>
         <w:rPr>
           <w:lang w:val="fr-BE"/>
         </w:rPr>
-        <w:t xml:space="preserve"> : </w:t>
-      </w:r>
-      <w:proofErr w:type="spellStart"/>
+        <w:t xml:space="preserve">Force : </w:t>
+      </w:r>
       <w:r>
         <w:rPr>
           <w:lang w:val="fr-BE"/>
         </w:rPr>
         <w:t>int</w:t>
       </w:r>
-      <w:proofErr w:type="spellEnd"/>
       <w:r>
         <w:rPr>
           <w:lang w:val="fr-BE"/>
@@ -6611,19 +6501,11 @@
           <w:lang w:val="fr-BE"/>
         </w:rPr>
       </w:pPr>
-      <w:proofErr w:type="spellStart"/>
       <w:r>
         <w:rPr>
           <w:lang w:val="fr-BE"/>
         </w:rPr>
-        <w:t>TransmettreMiseAJour</w:t>
-      </w:r>
-      <w:proofErr w:type="spellEnd"/>
-      <w:r>
-        <w:rPr>
-          <w:lang w:val="fr-BE"/>
-        </w:rPr>
-        <w:t xml:space="preserve"> ()</w:t>
+        <w:t>TransmettreMiseAJour ()</w:t>
       </w:r>
       <w:r>
         <w:rPr>
@@ -6637,33 +6519,11 @@
         </w:rPr>
         <w:t xml:space="preserve">: </w:t>
       </w:r>
-      <w:proofErr w:type="spellStart"/>
       <w:r>
         <w:rPr>
           <w:lang w:val="fr-BE"/>
         </w:rPr>
-        <w:t>int</w:t>
-      </w:r>
-      <w:proofErr w:type="spellEnd"/>
-      <w:r>
-        <w:rPr>
-          <w:lang w:val="fr-BE"/>
-        </w:rPr>
-        <w:t xml:space="preserve"> → Transmet la partie au client et revoit un </w:t>
-      </w:r>
-      <w:proofErr w:type="spellStart"/>
-      <w:r>
-        <w:rPr>
-          <w:lang w:val="fr-BE"/>
-        </w:rPr>
-        <w:t>int</w:t>
-      </w:r>
-      <w:proofErr w:type="spellEnd"/>
-      <w:r>
-        <w:rPr>
-          <w:lang w:val="fr-BE"/>
-        </w:rPr>
-        <w:t xml:space="preserve"> pour savoir si le transfert s’est bien passé</w:t>
+        <w:t>int → Transmet la partie au client et revoit un int pour savoir si le transfert s’est bien passé</w:t>
       </w:r>
     </w:p>
     <w:p>
@@ -6695,21 +6555,11 @@
           <w:lang w:val="fr-BE"/>
         </w:rPr>
       </w:pPr>
-      <w:proofErr w:type="spellStart"/>
-      <w:proofErr w:type="gramStart"/>
       <w:r>
         <w:rPr>
           <w:lang w:val="fr-BE"/>
         </w:rPr>
-        <w:t>int</w:t>
-      </w:r>
-      <w:proofErr w:type="spellEnd"/>
-      <w:proofErr w:type="gramEnd"/>
-      <w:r>
-        <w:rPr>
-          <w:lang w:val="fr-BE"/>
-        </w:rPr>
-        <w:t xml:space="preserve"> négatif : transfert raté</w:t>
+        <w:t>int négatif : transfert raté</w:t>
       </w:r>
     </w:p>
     <w:p>
@@ -6723,27 +6573,23 @@
           <w:lang w:val="fr-BE"/>
         </w:rPr>
       </w:pPr>
-      <w:proofErr w:type="spellStart"/>
-      <w:proofErr w:type="gramStart"/>
       <w:r>
         <w:rPr>
           <w:lang w:val="fr-BE"/>
         </w:rPr>
-        <w:t>LancerHerbergement</w:t>
-      </w:r>
-      <w:proofErr w:type="spellEnd"/>
+        <w:t>LancerHerbergement() → créer le socket</w:t>
+      </w:r>
       <w:r>
         <w:rPr>
           <w:lang w:val="fr-BE"/>
         </w:rPr>
-        <w:t>(</w:t>
-      </w:r>
-      <w:proofErr w:type="gramEnd"/>
+        <w:t xml:space="preserve"> et le endpoint</w:t>
+      </w:r>
       <w:r>
         <w:rPr>
           <w:lang w:val="fr-BE"/>
         </w:rPr>
-        <w:t>) → créer le socket et attend qu’un client se connecte.</w:t>
+        <w:t xml:space="preserve"> et attend qu’un client se connecte.</w:t>
       </w:r>
     </w:p>
     <w:p>
@@ -6757,8 +6603,6 @@
           <w:lang w:val="fr-BE"/>
         </w:rPr>
       </w:pPr>
-      <w:proofErr w:type="spellStart"/>
-      <w:proofErr w:type="gramStart"/>
       <w:r>
         <w:rPr>
           <w:lang w:val="fr-BE"/>
@@ -6769,21 +6613,25 @@
         <w:rPr>
           <w:lang w:val="fr-BE"/>
         </w:rPr>
-        <w:t>EnAttente</w:t>
-      </w:r>
-      <w:proofErr w:type="spellEnd"/>
+        <w:t>EnAttente() →</w:t>
+      </w:r>
       <w:r>
         <w:rPr>
           <w:lang w:val="fr-BE"/>
         </w:rPr>
-        <w:t>(</w:t>
-      </w:r>
-      <w:proofErr w:type="gramEnd"/>
+        <w:t xml:space="preserve"> </w:t>
+      </w:r>
       <w:r>
         <w:rPr>
           <w:lang w:val="fr-BE"/>
         </w:rPr>
-        <w:t xml:space="preserve">) → en cas de </w:t>
+        <w:t>(adapter selon la techno)</w:t>
+      </w:r>
+      <w:r>
+        <w:rPr>
+          <w:lang w:val="fr-BE"/>
+        </w:rPr>
+        <w:t xml:space="preserve"> en cas de </w:t>
       </w:r>
       <w:r>
         <w:rPr>
@@ -6821,41 +6669,17 @@
           <w:lang w:val="fr-BE"/>
         </w:rPr>
       </w:pPr>
-      <w:proofErr w:type="spellStart"/>
-      <w:proofErr w:type="gramStart"/>
       <w:r>
         <w:rPr>
           <w:lang w:val="fr-BE"/>
         </w:rPr>
-        <w:t>VerifierAction</w:t>
-      </w:r>
-      <w:proofErr w:type="spellEnd"/>
+        <w:t xml:space="preserve">VerifierAction(action : int) → vérifie que le client envoie une valeur cohérente et agit en fonction </w:t>
+      </w:r>
       <w:r>
         <w:rPr>
           <w:lang w:val="fr-BE"/>
         </w:rPr>
-        <w:t>(</w:t>
-      </w:r>
-      <w:proofErr w:type="gramEnd"/>
-      <w:r>
-        <w:rPr>
-          <w:lang w:val="fr-BE"/>
-        </w:rPr>
-        <w:t xml:space="preserve">action : </w:t>
-      </w:r>
-      <w:proofErr w:type="spellStart"/>
-      <w:r>
-        <w:rPr>
-          <w:lang w:val="fr-BE"/>
-        </w:rPr>
-        <w:t>int</w:t>
-      </w:r>
-      <w:proofErr w:type="spellEnd"/>
-      <w:r>
-        <w:rPr>
-          <w:lang w:val="fr-BE"/>
-        </w:rPr>
-        <w:t>) → vérifie que le client envoie une valeur cohérente et agit en fonction sinon</w:t>
+        <w:t>des actions possibles.</w:t>
       </w:r>
     </w:p>
     <w:p>
@@ -6881,10 +6705,154 @@
     </w:p>
     <w:p>
       <w:pPr>
+        <w:pStyle w:val="Paragraphedeliste"/>
+        <w:numPr>
+          <w:ilvl w:val="0"/>
+          <w:numId w:val="20"/>
+        </w:numPr>
+      </w:pPr>
+      <w:r>
+        <w:t>SeConnecter</w:t>
+      </w:r>
+      <w:r>
+        <w:t xml:space="preserve">(ip : IPAdress, port : int) → </w:t>
+      </w:r>
+      <w:r>
+        <w:rPr>
+          <w:lang w:val="fr-BE"/>
+        </w:rPr>
+        <w:t>créer le socket et le endpoint</w:t>
+      </w:r>
+      <w:r>
+        <w:rPr>
+          <w:lang w:val="fr-BE"/>
+        </w:rPr>
+        <w:t xml:space="preserve"> puis se connecte au serveur.</w:t>
+      </w:r>
+    </w:p>
+    <w:p>
+      <w:pPr>
+        <w:pStyle w:val="Paragraphedeliste"/>
+        <w:numPr>
+          <w:ilvl w:val="0"/>
+          <w:numId w:val="20"/>
+        </w:numPr>
+      </w:pPr>
+      <w:r>
+        <w:rPr>
+          <w:lang w:val="fr-BE"/>
+        </w:rPr>
+        <w:t>SaisirIP(saisie : string) : IPAdress </w:t>
+      </w:r>
+      <w:r>
+        <w:rPr>
+          <w:lang w:val="fr-BE"/>
+        </w:rPr>
+        <w:t xml:space="preserve">→ </w:t>
+      </w:r>
+      <w:r>
+        <w:rPr>
+          <w:u w:val="single"/>
+          <w:lang w:val="fr-BE"/>
+        </w:rPr>
+        <w:t>méthode statique</w:t>
+      </w:r>
+      <w:r>
+        <w:rPr>
+          <w:lang w:val="fr-BE"/>
+        </w:rPr>
+        <w:t xml:space="preserve"> </w:t>
+      </w:r>
+      <w:r>
+        <w:rPr>
+          <w:lang w:val="fr-BE"/>
+        </w:rPr>
+        <w:t>qui traduit une string en adresse IP en s’assurant de sa validité.</w:t>
+      </w:r>
+    </w:p>
+    <w:p>
+      <w:pPr>
+        <w:pStyle w:val="Paragraphedeliste"/>
+        <w:numPr>
+          <w:ilvl w:val="0"/>
+          <w:numId w:val="20"/>
+        </w:numPr>
+      </w:pPr>
+      <w:r>
+        <w:rPr>
+          <w:lang w:val="fr-BE"/>
+        </w:rPr>
+        <w:t>EnvoyerAction(typeAction : int)</w:t>
+      </w:r>
+      <w:r>
+        <w:rPr>
+          <w:lang w:val="fr-BE"/>
+        </w:rPr>
+        <w:t xml:space="preserve"> → Envoie un entier au serveur pour dire quelle action est faite.</w:t>
+      </w:r>
+    </w:p>
+    <w:p>
+      <w:pPr>
+        <w:pStyle w:val="Paragraphedeliste"/>
+        <w:numPr>
+          <w:ilvl w:val="0"/>
+          <w:numId w:val="20"/>
+        </w:numPr>
+      </w:pPr>
+      <w:r>
+        <w:rPr>
+          <w:lang w:val="fr-BE"/>
+        </w:rPr>
+        <w:t xml:space="preserve">RejouerPartie() → </w:t>
+      </w:r>
+      <w:r>
+        <w:rPr>
+          <w:lang w:val="fr-BE"/>
+        </w:rPr>
+        <w:t>En fin de partie, si le client veut rejouer, il envoie l’information au serveur et une partie est relancée avec une nouvelle configuration de robot.</w:t>
+      </w:r>
+    </w:p>
+    <w:p>
+      <w:pPr>
+        <w:pStyle w:val="Paragraphedeliste"/>
+        <w:numPr>
+          <w:ilvl w:val="0"/>
+          <w:numId w:val="20"/>
+        </w:numPr>
+      </w:pPr>
+      <w:r>
+        <w:rPr>
+          <w:lang w:val="fr-BE"/>
+        </w:rPr>
+        <w:t>QuitterPartie()</w:t>
+      </w:r>
+      <w:r>
+        <w:rPr>
+          <w:lang w:val="fr-BE"/>
+        </w:rPr>
+        <w:t xml:space="preserve"> → </w:t>
+      </w:r>
+      <w:r>
+        <w:rPr>
+          <w:lang w:val="fr-BE"/>
+        </w:rPr>
+        <w:t>En fin de partie, si le client ne veut plus jouer, la connexion avec le serveur est coupée.</w:t>
+      </w:r>
+      <w:r>
+        <w:rPr>
+          <w:lang w:val="fr-BE"/>
+        </w:rPr>
+        <w:br/>
+        <w:t>(en fin de partie, booléen : true = rejouer ; false = quitter)</w:t>
+      </w:r>
+    </w:p>
+    <w:p>
+      <w:pPr>
         <w:pStyle w:val="Titre2"/>
       </w:pPr>
       <w:bookmarkStart w:id="13" w:name="_Toc240462996"/>
       <w:r>
+        <w:lastRenderedPageBreak/>
         <w:t>Robot</w:t>
       </w:r>
       <w:bookmarkEnd w:id="13"/>
@@ -6916,79 +6884,6 @@
     </w:p>
     <w:p>
       <w:pPr>
-        <w:rPr>
-          <w:rFonts w:asciiTheme="majorHAnsi" w:eastAsiaTheme="majorEastAsia" w:hAnsiTheme="majorHAnsi" w:cstheme="majorBidi"/>
-          <w:color w:val="0F4761" w:themeColor="accent1" w:themeShade="BF"/>
-          <w:sz w:val="36"/>
-          <w:szCs w:val="32"/>
-        </w:rPr>
-      </w:pPr>
-    </w:p>
-    <w:p>
-      <w:r>
-        <w:t>- Énergie max    100</w:t>
-      </w:r>
-    </w:p>
-    <w:p>
-      <w:r>
-        <w:t>- Énergie de départ    0</w:t>
-      </w:r>
-    </w:p>
-    <w:p>
-      <w:r>
-        <w:t xml:space="preserve">- Attaque normale    </w:t>
-      </w:r>
-      <w:proofErr w:type="gramStart"/>
-      <w:r>
-        <w:t>max(</w:t>
-      </w:r>
-      <w:proofErr w:type="gramEnd"/>
-      <w:r>
-        <w:t>1, Attaque − Armure adverse)</w:t>
-      </w:r>
-    </w:p>
-    <w:p>
-      <w:r>
-        <w:t xml:space="preserve">- Attaque puissante    coûte 50 </w:t>
-      </w:r>
-      <w:proofErr w:type="gramStart"/>
-      <w:r>
-        <w:t>énergie</w:t>
-      </w:r>
-      <w:proofErr w:type="gramEnd"/>
-      <w:r>
-        <w:t xml:space="preserve">, dégâts = </w:t>
-      </w:r>
-      <w:proofErr w:type="gramStart"/>
-      <w:r>
-        <w:t>max(</w:t>
-      </w:r>
-      <w:proofErr w:type="gramEnd"/>
-      <w:r>
-        <w:t>1, Attaque×2 Armure adverse)</w:t>
-      </w:r>
-    </w:p>
-    <w:p>
-      <w:r>
-        <w:lastRenderedPageBreak/>
-        <w:t>- Défense    +10 armure temporaire, appliquée seulement à la prochaine attaque reçue, puis retombe</w:t>
-      </w:r>
-    </w:p>
-    <w:p>
-      <w:r>
-        <w:t xml:space="preserve">- Recharge    +50 </w:t>
-      </w:r>
-      <w:proofErr w:type="gramStart"/>
-      <w:r>
-        <w:t>énergie</w:t>
-      </w:r>
-      <w:proofErr w:type="gramEnd"/>
-      <w:r>
-        <w:t>, aucun dégât, consomme le tour</w:t>
-      </w:r>
-    </w:p>
-    <w:p>
-      <w:pPr>
         <w:pStyle w:val="Titre1"/>
       </w:pPr>
       <w:bookmarkStart w:id="14" w:name="_Toc240462998"/>
@@ -6997,13 +6892,13 @@
           <w:noProof/>
         </w:rPr>
         <w:drawing>
-          <wp:anchor distT="0" distB="0" distL="114300" distR="114300" simplePos="0" relativeHeight="251662336" behindDoc="0" locked="0" layoutInCell="1" allowOverlap="1" wp14:anchorId="7F5593A1" wp14:editId="63822551">
+          <wp:anchor distT="0" distB="0" distL="114300" distR="114300" simplePos="0" relativeHeight="251662336" behindDoc="0" locked="0" layoutInCell="1" allowOverlap="1" wp14:anchorId="7F5593A1" wp14:editId="0D9C64F8">
             <wp:simplePos x="0" y="0"/>
             <wp:positionH relativeFrom="margin">
               <wp:align>center</wp:align>
             </wp:positionH>
             <wp:positionV relativeFrom="paragraph">
-              <wp:posOffset>766445</wp:posOffset>
+              <wp:posOffset>972633</wp:posOffset>
             </wp:positionV>
             <wp:extent cx="4331145" cy="3348990"/>
             <wp:effectExtent l="0" t="0" r="0" b="3810"/>
@@ -7220,23 +7115,7 @@
                 <w:sz w:val="22"/>
                 <w:szCs w:val="22"/>
               </w:rPr>
-              <w:t xml:space="preserve">Connaître </w:t>
-            </w:r>
-            <w:proofErr w:type="spellStart"/>
-            <w:r>
-              <w:rPr>
-                <w:sz w:val="22"/>
-                <w:szCs w:val="22"/>
-              </w:rPr>
-              <w:t>l’ip</w:t>
-            </w:r>
-            <w:proofErr w:type="spellEnd"/>
-            <w:r>
-              <w:rPr>
-                <w:sz w:val="22"/>
-                <w:szCs w:val="22"/>
-              </w:rPr>
-              <w:t xml:space="preserve"> et le port d’accès à l’hébergeur.</w:t>
+              <w:t>Connaître l’ip et le port d’accès à l’hébergeur.</w:t>
             </w:r>
           </w:p>
         </w:tc>
@@ -7256,17 +7135,8 @@
                 <w:sz w:val="22"/>
                 <w:szCs w:val="22"/>
               </w:rPr>
-              <w:t xml:space="preserve">- 1 : Entrer </w:t>
-            </w:r>
-            <w:proofErr w:type="spellStart"/>
-            <w:r>
-              <w:rPr>
-                <w:sz w:val="22"/>
-                <w:szCs w:val="22"/>
-              </w:rPr>
-              <w:t>l’ip</w:t>
-            </w:r>
-            <w:proofErr w:type="spellEnd"/>
+              <w:t>- 1 : Entrer l’ip</w:t>
+            </w:r>
           </w:p>
           <w:p>
             <w:pPr>
@@ -7441,6 +7311,28 @@
                 <w:szCs w:val="22"/>
               </w:rPr>
             </w:pPr>
+            <w:r>
+              <w:rPr>
+                <w:sz w:val="22"/>
+                <w:szCs w:val="22"/>
+              </w:rPr>
+              <w:t>-1 : La partie doit être lancée</w:t>
+            </w:r>
+          </w:p>
+          <w:p>
+            <w:pPr>
+              <w:rPr>
+                <w:sz w:val="22"/>
+                <w:szCs w:val="22"/>
+              </w:rPr>
+            </w:pPr>
+            <w:r>
+              <w:rPr>
+                <w:sz w:val="22"/>
+                <w:szCs w:val="22"/>
+              </w:rPr>
+              <w:t>- 2 : Avoir une bonne configuration de robot</w:t>
+            </w:r>
           </w:p>
         </w:tc>
         <w:tc>
@@ -7454,6 +7346,28 @@
                 <w:szCs w:val="22"/>
               </w:rPr>
             </w:pPr>
+            <w:r>
+              <w:rPr>
+                <w:sz w:val="22"/>
+                <w:szCs w:val="22"/>
+              </w:rPr>
+              <w:t>- 1 : Le serveur reçoit un entier du client</w:t>
+            </w:r>
+          </w:p>
+          <w:p>
+            <w:pPr>
+              <w:rPr>
+                <w:sz w:val="22"/>
+                <w:szCs w:val="22"/>
+              </w:rPr>
+            </w:pPr>
+            <w:r>
+              <w:rPr>
+                <w:sz w:val="22"/>
+                <w:szCs w:val="22"/>
+              </w:rPr>
+              <w:t>- 2 : Applique l’action ou renvoie une erreur.</w:t>
+            </w:r>
           </w:p>
         </w:tc>
         <w:tc>
@@ -7467,6 +7381,13 @@
                 <w:szCs w:val="22"/>
               </w:rPr>
             </w:pPr>
+            <w:r>
+              <w:rPr>
+                <w:sz w:val="22"/>
+                <w:szCs w:val="22"/>
+              </w:rPr>
+              <w:t>Le nombre doit être compris dans la liste des actions.</w:t>
+            </w:r>
           </w:p>
         </w:tc>
       </w:tr>
@@ -7478,7 +7399,6 @@
       </w:pPr>
       <w:bookmarkStart w:id="16" w:name="_Toc240463000"/>
       <w:r>
-        <w:lastRenderedPageBreak/>
         <w:t>6. Échéancier</w:t>
       </w:r>
       <w:bookmarkEnd w:id="16"/>
@@ -8300,11 +8220,11 @@
   <w:abstractNum w:abstractNumId="3" w15:restartNumberingAfterBreak="0">
     <w:nsid w:val="0B3B1353"/>
     <w:multiLevelType w:val="hybridMultilevel"/>
-    <w:tmpl w:val="D03C0400"/>
-    <w:lvl w:ilvl="0" w:tplc="9FE49782">
+    <w:tmpl w:val="B5FE8868"/>
+    <w:lvl w:ilvl="0" w:tplc="EB720D44">
       <w:start w:val="6"/>
       <w:numFmt w:val="bullet"/>
-      <w:lvlText w:val="-"/>
+      <w:lvlText w:val="+"/>
       <w:lvlJc w:val="left"/>
       <w:pPr>
         <w:ind w:left="720" w:hanging="360"/>

--- a/Cahier_de_Conception.docx
+++ b/Cahier_de_Conception.docx
@@ -4179,7 +4179,7 @@
           <w:hyperlink w:anchor="_Toc240462983" w:history="1">
             <w:r>
               <w:rPr>
-                <w:rStyle w:val="Lienhypertexte"/>
+                <w:rStyle w:val="Hyperlien"/>
                 <w:noProof/>
               </w:rPr>
               <w:t>1.Choix technologique</w:t>
@@ -4250,7 +4250,7 @@
           <w:hyperlink w:anchor="_Toc240462984" w:history="1">
             <w:r>
               <w:rPr>
-                <w:rStyle w:val="Lienhypertexte"/>
+                <w:rStyle w:val="Hyperlien"/>
                 <w:noProof/>
               </w:rPr>
               <w:t>Technologies</w:t>
@@ -4321,7 +4321,7 @@
           <w:hyperlink w:anchor="_Toc240462985" w:history="1">
             <w:r>
               <w:rPr>
-                <w:rStyle w:val="Lienhypertexte"/>
+                <w:rStyle w:val="Hyperlien"/>
                 <w:noProof/>
               </w:rPr>
               <w:t>Patron MVVM</w:t>
@@ -4392,7 +4392,7 @@
           <w:hyperlink w:anchor="_Toc240462986" w:history="1">
             <w:r>
               <w:rPr>
-                <w:rStyle w:val="Lienhypertexte"/>
+                <w:rStyle w:val="Hyperlien"/>
                 <w:noProof/>
               </w:rPr>
               <w:t>Comment ont-elles été retenue?</w:t>
@@ -4463,7 +4463,7 @@
           <w:hyperlink w:anchor="_Toc240462987" w:history="1">
             <w:r>
               <w:rPr>
-                <w:rStyle w:val="Lienhypertexte"/>
+                <w:rStyle w:val="Hyperlien"/>
                 <w:noProof/>
               </w:rPr>
               <w:t>2.Conception générale de la solution</w:t>
@@ -4534,7 +4534,7 @@
           <w:hyperlink w:anchor="_Toc240462988" w:history="1">
             <w:r>
               <w:rPr>
-                <w:rStyle w:val="Lienhypertexte"/>
+                <w:rStyle w:val="Hyperlien"/>
                 <w:noProof/>
               </w:rPr>
               <w:t>Architecture</w:t>
@@ -4605,7 +4605,7 @@
           <w:hyperlink w:anchor="_Toc240462989" w:history="1">
             <w:r>
               <w:rPr>
-                <w:rStyle w:val="Lienhypertexte"/>
+                <w:rStyle w:val="Hyperlien"/>
                 <w:noProof/>
               </w:rPr>
               <w:t>Logique de l’application</w:t>
@@ -4676,7 +4676,7 @@
           <w:hyperlink w:anchor="_Toc240462990" w:history="1">
             <w:r>
               <w:rPr>
-                <w:rStyle w:val="Lienhypertexte"/>
+                <w:rStyle w:val="Hyperlien"/>
                 <w:noProof/>
               </w:rPr>
               <w:t>Exemple d’une utilisation simple de l’application</w:t>
@@ -4747,7 +4747,7 @@
           <w:hyperlink w:anchor="_Toc240462991" w:history="1">
             <w:r>
               <w:rPr>
-                <w:rStyle w:val="Lienhypertexte"/>
+                <w:rStyle w:val="Hyperlien"/>
                 <w:noProof/>
               </w:rPr>
               <w:t>3.Conception détaillée – Diagramme de classe</w:t>
@@ -4818,7 +4818,7 @@
           <w:hyperlink w:anchor="_Toc240462992" w:history="1">
             <w:r>
               <w:rPr>
-                <w:rStyle w:val="Lienhypertexte"/>
+                <w:rStyle w:val="Hyperlien"/>
                 <w:noProof/>
               </w:rPr>
               <w:t>Partie</w:t>
@@ -4889,7 +4889,7 @@
           <w:hyperlink w:anchor="_Toc240462993" w:history="1">
             <w:r>
               <w:rPr>
-                <w:rStyle w:val="Lienhypertexte"/>
+                <w:rStyle w:val="Hyperlien"/>
                 <w:noProof/>
               </w:rPr>
               <w:t>Joueur</w:t>
@@ -4960,7 +4960,7 @@
           <w:hyperlink w:anchor="_Toc240462994" w:history="1">
             <w:r>
               <w:rPr>
-                <w:rStyle w:val="Lienhypertexte"/>
+                <w:rStyle w:val="Hyperlien"/>
                 <w:noProof/>
               </w:rPr>
               <w:t>Serveur</w:t>
@@ -5031,7 +5031,7 @@
           <w:hyperlink w:anchor="_Toc240462995" w:history="1">
             <w:r>
               <w:rPr>
-                <w:rStyle w:val="Lienhypertexte"/>
+                <w:rStyle w:val="Hyperlien"/>
                 <w:noProof/>
               </w:rPr>
               <w:t>Client</w:t>
@@ -5102,7 +5102,7 @@
           <w:hyperlink w:anchor="_Toc240462996" w:history="1">
             <w:r>
               <w:rPr>
-                <w:rStyle w:val="Lienhypertexte"/>
+                <w:rStyle w:val="Hyperlien"/>
                 <w:noProof/>
               </w:rPr>
               <w:t>Robot</w:t>
@@ -5173,7 +5173,7 @@
           <w:hyperlink w:anchor="_Toc240462997" w:history="1">
             <w:r>
               <w:rPr>
-                <w:rStyle w:val="Lienhypertexte"/>
+                <w:rStyle w:val="Hyperlien"/>
                 <w:noProof/>
               </w:rPr>
               <w:t>Partie</w:t>
@@ -5244,7 +5244,7 @@
           <w:hyperlink w:anchor="_Toc240462998" w:history="1">
             <w:r>
               <w:rPr>
-                <w:rStyle w:val="Lienhypertexte"/>
+                <w:rStyle w:val="Hyperlien"/>
                 <w:noProof/>
               </w:rPr>
               <w:t>4.Conception détaillée – Diagramme de cas d’utilisation</w:t>
@@ -5315,7 +5315,7 @@
           <w:hyperlink w:anchor="_Toc240462999" w:history="1">
             <w:r>
               <w:rPr>
-                <w:rStyle w:val="Lienhypertexte"/>
+                <w:rStyle w:val="Hyperlien"/>
                 <w:noProof/>
               </w:rPr>
               <w:t>5.Plan de test</w:t>
@@ -5386,7 +5386,7 @@
           <w:hyperlink w:anchor="_Toc240463000" w:history="1">
             <w:r>
               <w:rPr>
-                <w:rStyle w:val="Lienhypertexte"/>
+                <w:rStyle w:val="Hyperlien"/>
                 <w:noProof/>
               </w:rPr>
               <w:t>6. Échéancier</w:t>
@@ -5527,6 +5527,7 @@
         </w:numPr>
         <w:spacing w:line="360" w:lineRule="auto"/>
       </w:pPr>
+      <w:proofErr w:type="spellStart"/>
       <w:r>
         <w:rPr>
           <w:b/>
@@ -5534,6 +5535,7 @@
         </w:rPr>
         <w:t>View</w:t>
       </w:r>
+      <w:proofErr w:type="spellEnd"/>
       <w:r>
         <w:t xml:space="preserve"> : correspond à l’interface graphique</w:t>
       </w:r>
@@ -5547,6 +5549,7 @@
         </w:numPr>
         <w:spacing w:line="360" w:lineRule="auto"/>
       </w:pPr>
+      <w:proofErr w:type="spellStart"/>
       <w:r>
         <w:rPr>
           <w:b/>
@@ -5554,6 +5557,7 @@
         </w:rPr>
         <w:t>ViewModel</w:t>
       </w:r>
+      <w:proofErr w:type="spellEnd"/>
       <w:r>
         <w:t xml:space="preserve"> : contient la logique de présentation et assure le lien entre la vue et le modèle.</w:t>
       </w:r>
@@ -5626,7 +5630,15 @@
         <w:spacing w:line="360" w:lineRule="auto"/>
       </w:pPr>
       <w:r>
-        <w:t>Interface utilisateur (View)</w:t>
+        <w:t>Interface utilisateur (</w:t>
+      </w:r>
+      <w:proofErr w:type="spellStart"/>
+      <w:r>
+        <w:t>View</w:t>
+      </w:r>
+      <w:proofErr w:type="spellEnd"/>
+      <w:r>
+        <w:t>)</w:t>
       </w:r>
     </w:p>
     <w:p>
@@ -5640,7 +5652,15 @@
       </w:pPr>
       <w:r>
         <w:lastRenderedPageBreak/>
-        <w:t>Logique de l’application (ViewModel)</w:t>
+        <w:t>Logique de l’application (</w:t>
+      </w:r>
+      <w:proofErr w:type="spellStart"/>
+      <w:r>
+        <w:t>ViewModel</w:t>
+      </w:r>
+      <w:proofErr w:type="spellEnd"/>
+      <w:r>
+        <w:t>)</w:t>
       </w:r>
     </w:p>
     <w:p>
@@ -5680,7 +5700,15 @@
     </w:p>
     <w:p>
       <w:r>
-        <w:t>La logique de l’application sera gérée dans les ViewModels et dans des classes métier spécialisées. Elle inclura notamment :</w:t>
+        <w:t xml:space="preserve">La logique de l’application sera gérée dans les </w:t>
+      </w:r>
+      <w:proofErr w:type="spellStart"/>
+      <w:r>
+        <w:t>ViewModels</w:t>
+      </w:r>
+      <w:proofErr w:type="spellEnd"/>
+      <w:r>
+        <w:t xml:space="preserve"> et dans des classes métier spécialisées. Elle inclura notamment :</w:t>
       </w:r>
     </w:p>
     <w:p>
@@ -5915,7 +5943,15 @@
     </w:p>
     <w:p>
       <w:r>
-        <w:t>• status : nombre entier qui représente l’état</w:t>
+        <w:t xml:space="preserve">• </w:t>
+      </w:r>
+      <w:proofErr w:type="spellStart"/>
+      <w:r>
+        <w:t>status</w:t>
+      </w:r>
+      <w:proofErr w:type="spellEnd"/>
+      <w:r>
+        <w:t> : nombre entier qui représente l’état</w:t>
       </w:r>
       <w:r>
         <w:t xml:space="preserve"> actuel de la partie :</w:t>
@@ -6029,11 +6065,27 @@
       </w:r>
       <w:r>
         <w:br/>
-        <w:t>• robotServeur : contient le robot du joueur serveur.</w:t>
+        <w:t xml:space="preserve">• </w:t>
+      </w:r>
+      <w:proofErr w:type="spellStart"/>
+      <w:r>
+        <w:t>robotServeur</w:t>
+      </w:r>
+      <w:proofErr w:type="spellEnd"/>
+      <w:r>
+        <w:t> : contient le robot du joueur serveur.</w:t>
       </w:r>
       <w:r>
         <w:br/>
-        <w:t>• robotClient : contient le robot du joueur client.</w:t>
+        <w:t xml:space="preserve">• </w:t>
+      </w:r>
+      <w:proofErr w:type="spellStart"/>
+      <w:r>
+        <w:t>robotClient</w:t>
+      </w:r>
+      <w:proofErr w:type="spellEnd"/>
+      <w:r>
+        <w:t> : contient le robot du joueur client.</w:t>
       </w:r>
     </w:p>
     <w:p>
@@ -6075,7 +6127,15 @@
       </w:r>
       <w:r>
         <w:br/>
-        <w:t>• endPoint : utile à la connexion avec l’autre joueur.</w:t>
+        <w:t xml:space="preserve">• </w:t>
+      </w:r>
+      <w:proofErr w:type="spellStart"/>
+      <w:r>
+        <w:t>endPoint</w:t>
+      </w:r>
+      <w:proofErr w:type="spellEnd"/>
+      <w:r>
+        <w:t> : utile à la connexion avec l’autre joueur.</w:t>
       </w:r>
       <w:r>
         <w:br/>
@@ -6104,8 +6164,13 @@
         </w:numPr>
         <w:spacing w:line="360" w:lineRule="auto"/>
       </w:pPr>
-      <w:r>
-        <w:t>JouerAction() → permet de choisir quelle action faire :</w:t>
+      <w:proofErr w:type="spellStart"/>
+      <w:r>
+        <w:t>JouerAction</w:t>
+      </w:r>
+      <w:proofErr w:type="spellEnd"/>
+      <w:r>
+        <w:t>() → permet de choisir quelle action faire :</w:t>
       </w:r>
     </w:p>
     <w:p>
@@ -6175,27 +6240,43 @@
         </w:numPr>
         <w:spacing w:line="360" w:lineRule="auto"/>
       </w:pPr>
-      <w:r>
-        <w:t>ConfigRobot(</w:t>
-      </w:r>
+      <w:proofErr w:type="spellStart"/>
+      <w:r>
+        <w:t>ConfigRobot</w:t>
+      </w:r>
+      <w:proofErr w:type="spellEnd"/>
+      <w:r>
+        <w:t>(</w:t>
+      </w:r>
+      <w:proofErr w:type="spellStart"/>
       <w:r>
         <w:t>pv</w:t>
       </w:r>
-      <w:r>
-        <w:t> : int</w:t>
-      </w:r>
-      <w:r>
-        <w:t>, armure</w:t>
-      </w:r>
-      <w:r>
-        <w:t> : int</w:t>
-      </w:r>
-      <w:r>
-        <w:t>, force</w:t>
-      </w:r>
-      <w:r>
-        <w:t> : int</w:t>
-      </w:r>
+      <w:proofErr w:type="spellEnd"/>
+      <w:r>
+        <w:t xml:space="preserve"> : </w:t>
+      </w:r>
+      <w:proofErr w:type="spellStart"/>
+      <w:r>
+        <w:t>int</w:t>
+      </w:r>
+      <w:proofErr w:type="spellEnd"/>
+      <w:r>
+        <w:t xml:space="preserve">, armure : </w:t>
+      </w:r>
+      <w:proofErr w:type="spellStart"/>
+      <w:r>
+        <w:t>int</w:t>
+      </w:r>
+      <w:proofErr w:type="spellEnd"/>
+      <w:r>
+        <w:t xml:space="preserve">, force : </w:t>
+      </w:r>
+      <w:proofErr w:type="spellStart"/>
+      <w:r>
+        <w:t>int</w:t>
+      </w:r>
+      <w:proofErr w:type="spellEnd"/>
       <w:r>
         <w:t xml:space="preserve">) → permet de dire combien de points mettre dans chaque caractéristique de robot. </w:t>
       </w:r>
@@ -6203,7 +6284,23 @@
         <w:t>Envoie au serveur</w:t>
       </w:r>
       <w:r>
-        <w:t xml:space="preserve"> un tuple de trois int (pv, armure, force)</w:t>
+        <w:t xml:space="preserve"> un tuple de trois </w:t>
+      </w:r>
+      <w:proofErr w:type="spellStart"/>
+      <w:r>
+        <w:t>int</w:t>
+      </w:r>
+      <w:proofErr w:type="spellEnd"/>
+      <w:r>
+        <w:t xml:space="preserve"> (</w:t>
+      </w:r>
+      <w:proofErr w:type="spellStart"/>
+      <w:r>
+        <w:t>pv</w:t>
+      </w:r>
+      <w:proofErr w:type="spellEnd"/>
+      <w:r>
+        <w:t>, armure, force)</w:t>
       </w:r>
       <w:r>
         <w:t>.</w:t>
@@ -6218,8 +6315,13 @@
         </w:numPr>
         <w:spacing w:line="360" w:lineRule="auto"/>
       </w:pPr>
-      <w:r>
-        <w:t>AfficherPartie(partie : Partie) →</w:t>
+      <w:proofErr w:type="spellStart"/>
+      <w:r>
+        <w:t>AfficherPartie</w:t>
+      </w:r>
+      <w:proofErr w:type="spellEnd"/>
+      <w:r>
+        <w:t>(partie : Partie) →</w:t>
       </w:r>
       <w:r>
         <w:t xml:space="preserve"> </w:t>
@@ -6258,30 +6360,56 @@
           <w:lang w:val="fr-BE"/>
         </w:rPr>
       </w:pPr>
+      <w:proofErr w:type="spellStart"/>
       <w:r>
         <w:rPr>
           <w:lang w:val="fr-BE"/>
         </w:rPr>
-        <w:t xml:space="preserve">SaisirInt(num : </w:t>
-      </w:r>
+        <w:t>SaisirInt</w:t>
+      </w:r>
+      <w:proofErr w:type="spellEnd"/>
+      <w:r>
+        <w:rPr>
+          <w:lang w:val="fr-BE"/>
+        </w:rPr>
+        <w:t>(</w:t>
+      </w:r>
+      <w:proofErr w:type="spellStart"/>
+      <w:r>
+        <w:rPr>
+          <w:lang w:val="fr-BE"/>
+        </w:rPr>
+        <w:t>num</w:t>
+      </w:r>
+      <w:proofErr w:type="spellEnd"/>
+      <w:r>
+        <w:rPr>
+          <w:lang w:val="fr-BE"/>
+        </w:rPr>
+        <w:t xml:space="preserve"> : </w:t>
+      </w:r>
+      <w:proofErr w:type="spellStart"/>
       <w:r>
         <w:rPr>
           <w:lang w:val="fr-BE"/>
         </w:rPr>
         <w:t>int</w:t>
       </w:r>
+      <w:proofErr w:type="spellEnd"/>
       <w:r>
         <w:rPr>
           <w:lang w:val="fr-BE"/>
         </w:rPr>
         <w:t xml:space="preserve">) : </w:t>
       </w:r>
+      <w:proofErr w:type="spellStart"/>
       <w:r>
         <w:rPr>
           <w:lang w:val="fr-BE"/>
         </w:rPr>
         <w:t>int</w:t>
       </w:r>
+      <w:proofErr w:type="spellEnd"/>
       <w:r>
         <w:rPr>
           <w:lang w:val="fr-BE"/>
@@ -6363,11 +6491,26 @@
           <w:lang w:val="fr-BE"/>
         </w:rPr>
       </w:pPr>
+      <w:proofErr w:type="spellStart"/>
       <w:r>
         <w:rPr>
           <w:lang w:val="fr-BE"/>
         </w:rPr>
-        <w:t>CreerRobot (p</w:t>
+        <w:t>CreerRobot</w:t>
+      </w:r>
+      <w:proofErr w:type="spellEnd"/>
+      <w:r>
+        <w:rPr>
+          <w:lang w:val="fr-BE"/>
+        </w:rPr>
+        <w:t xml:space="preserve"> (</w:t>
+      </w:r>
+      <w:proofErr w:type="spellStart"/>
+      <w:r>
+        <w:rPr>
+          <w:lang w:val="fr-BE"/>
+        </w:rPr>
+        <w:t>p</w:t>
       </w:r>
       <w:r>
         <w:rPr>
@@ -6379,19 +6522,35 @@
         <w:rPr>
           <w:lang w:val="fr-BE"/>
         </w:rPr>
-        <w:t xml:space="preserve">Vie : </w:t>
-      </w:r>
+        <w:t>Vie</w:t>
+      </w:r>
+      <w:proofErr w:type="spellEnd"/>
+      <w:r>
+        <w:rPr>
+          <w:lang w:val="fr-BE"/>
+        </w:rPr>
+        <w:t xml:space="preserve"> : </w:t>
+      </w:r>
+      <w:proofErr w:type="spellStart"/>
       <w:r>
         <w:rPr>
           <w:lang w:val="fr-BE"/>
         </w:rPr>
         <w:t>int</w:t>
       </w:r>
+      <w:proofErr w:type="spellEnd"/>
       <w:r>
         <w:rPr>
           <w:lang w:val="fr-BE"/>
         </w:rPr>
-        <w:t>, p</w:t>
+        <w:t xml:space="preserve">, </w:t>
+      </w:r>
+      <w:proofErr w:type="spellStart"/>
+      <w:r>
+        <w:rPr>
+          <w:lang w:val="fr-BE"/>
+        </w:rPr>
+        <w:t>p</w:t>
       </w:r>
       <w:r>
         <w:rPr>
@@ -6403,19 +6562,35 @@
         <w:rPr>
           <w:lang w:val="fr-BE"/>
         </w:rPr>
-        <w:t xml:space="preserve">Armor : </w:t>
-      </w:r>
+        <w:t>Armor</w:t>
+      </w:r>
+      <w:proofErr w:type="spellEnd"/>
+      <w:r>
+        <w:rPr>
+          <w:lang w:val="fr-BE"/>
+        </w:rPr>
+        <w:t xml:space="preserve"> : </w:t>
+      </w:r>
+      <w:proofErr w:type="spellStart"/>
       <w:r>
         <w:rPr>
           <w:lang w:val="fr-BE"/>
         </w:rPr>
         <w:t>int</w:t>
       </w:r>
+      <w:proofErr w:type="spellEnd"/>
       <w:r>
         <w:rPr>
           <w:lang w:val="fr-BE"/>
         </w:rPr>
-        <w:t>, p</w:t>
+        <w:t xml:space="preserve">, </w:t>
+      </w:r>
+      <w:proofErr w:type="spellStart"/>
+      <w:r>
+        <w:rPr>
+          <w:lang w:val="fr-BE"/>
+        </w:rPr>
+        <w:t>p</w:t>
       </w:r>
       <w:r>
         <w:rPr>
@@ -6427,14 +6602,23 @@
         <w:rPr>
           <w:lang w:val="fr-BE"/>
         </w:rPr>
-        <w:t xml:space="preserve">Force : </w:t>
-      </w:r>
+        <w:t>Force</w:t>
+      </w:r>
+      <w:proofErr w:type="spellEnd"/>
+      <w:r>
+        <w:rPr>
+          <w:lang w:val="fr-BE"/>
+        </w:rPr>
+        <w:t xml:space="preserve"> : </w:t>
+      </w:r>
+      <w:proofErr w:type="spellStart"/>
       <w:r>
         <w:rPr>
           <w:lang w:val="fr-BE"/>
         </w:rPr>
         <w:t>int</w:t>
       </w:r>
+      <w:proofErr w:type="spellEnd"/>
       <w:r>
         <w:rPr>
           <w:lang w:val="fr-BE"/>
@@ -6501,11 +6685,19 @@
           <w:lang w:val="fr-BE"/>
         </w:rPr>
       </w:pPr>
+      <w:proofErr w:type="spellStart"/>
       <w:r>
         <w:rPr>
           <w:lang w:val="fr-BE"/>
         </w:rPr>
-        <w:t>TransmettreMiseAJour ()</w:t>
+        <w:t>TransmettreMiseAJour</w:t>
+      </w:r>
+      <w:proofErr w:type="spellEnd"/>
+      <w:r>
+        <w:rPr>
+          <w:lang w:val="fr-BE"/>
+        </w:rPr>
+        <w:t xml:space="preserve"> ()</w:t>
       </w:r>
       <w:r>
         <w:rPr>
@@ -6519,11 +6711,33 @@
         </w:rPr>
         <w:t xml:space="preserve">: </w:t>
       </w:r>
+      <w:proofErr w:type="spellStart"/>
       <w:r>
         <w:rPr>
           <w:lang w:val="fr-BE"/>
         </w:rPr>
-        <w:t>int → Transmet la partie au client et revoit un int pour savoir si le transfert s’est bien passé</w:t>
+        <w:t>int</w:t>
+      </w:r>
+      <w:proofErr w:type="spellEnd"/>
+      <w:r>
+        <w:rPr>
+          <w:lang w:val="fr-BE"/>
+        </w:rPr>
+        <w:t xml:space="preserve"> → Transmet la partie au client et revoit un </w:t>
+      </w:r>
+      <w:proofErr w:type="spellStart"/>
+      <w:r>
+        <w:rPr>
+          <w:lang w:val="fr-BE"/>
+        </w:rPr>
+        <w:t>int</w:t>
+      </w:r>
+      <w:proofErr w:type="spellEnd"/>
+      <w:r>
+        <w:rPr>
+          <w:lang w:val="fr-BE"/>
+        </w:rPr>
+        <w:t xml:space="preserve"> pour savoir si le transfert s’est bien passé</w:t>
       </w:r>
     </w:p>
     <w:p>
@@ -6555,11 +6769,19 @@
           <w:lang w:val="fr-BE"/>
         </w:rPr>
       </w:pPr>
+      <w:proofErr w:type="spellStart"/>
       <w:r>
         <w:rPr>
           <w:lang w:val="fr-BE"/>
         </w:rPr>
-        <w:t>int négatif : transfert raté</w:t>
+        <w:t>int</w:t>
+      </w:r>
+      <w:proofErr w:type="spellEnd"/>
+      <w:r>
+        <w:rPr>
+          <w:lang w:val="fr-BE"/>
+        </w:rPr>
+        <w:t xml:space="preserve"> négatif : transfert raté</w:t>
       </w:r>
     </w:p>
     <w:p>
@@ -6573,18 +6795,34 @@
           <w:lang w:val="fr-BE"/>
         </w:rPr>
       </w:pPr>
+      <w:proofErr w:type="spellStart"/>
       <w:r>
         <w:rPr>
           <w:lang w:val="fr-BE"/>
         </w:rPr>
-        <w:t>LancerHerbergement() → créer le socket</w:t>
-      </w:r>
+        <w:t>LancerHerbergement</w:t>
+      </w:r>
+      <w:proofErr w:type="spellEnd"/>
       <w:r>
         <w:rPr>
           <w:lang w:val="fr-BE"/>
         </w:rPr>
-        <w:t xml:space="preserve"> et le endpoint</w:t>
-      </w:r>
+        <w:t>() → créer le socket</w:t>
+      </w:r>
+      <w:r>
+        <w:rPr>
+          <w:lang w:val="fr-BE"/>
+        </w:rPr>
+        <w:t xml:space="preserve"> et le </w:t>
+      </w:r>
+      <w:proofErr w:type="spellStart"/>
+      <w:r>
+        <w:rPr>
+          <w:lang w:val="fr-BE"/>
+        </w:rPr>
+        <w:t>endpoint</w:t>
+      </w:r>
+      <w:proofErr w:type="spellEnd"/>
       <w:r>
         <w:rPr>
           <w:lang w:val="fr-BE"/>
@@ -6603,6 +6841,7 @@
           <w:lang w:val="fr-BE"/>
         </w:rPr>
       </w:pPr>
+      <w:proofErr w:type="spellStart"/>
       <w:r>
         <w:rPr>
           <w:lang w:val="fr-BE"/>
@@ -6613,19 +6852,20 @@
         <w:rPr>
           <w:lang w:val="fr-BE"/>
         </w:rPr>
-        <w:t>EnAttente() →</w:t>
-      </w:r>
+        <w:t>EnAttente</w:t>
+      </w:r>
+      <w:proofErr w:type="spellEnd"/>
       <w:r>
         <w:rPr>
           <w:lang w:val="fr-BE"/>
         </w:rPr>
-        <w:t xml:space="preserve"> </w:t>
+        <w:t>() →</w:t>
       </w:r>
       <w:r>
         <w:rPr>
           <w:lang w:val="fr-BE"/>
         </w:rPr>
-        <w:t>(adapter selon la techno)</w:t>
+        <w:t xml:space="preserve"> (adapter selon la techno)</w:t>
       </w:r>
       <w:r>
         <w:rPr>
@@ -6669,11 +6909,33 @@
           <w:lang w:val="fr-BE"/>
         </w:rPr>
       </w:pPr>
+      <w:proofErr w:type="spellStart"/>
       <w:r>
         <w:rPr>
           <w:lang w:val="fr-BE"/>
         </w:rPr>
-        <w:t xml:space="preserve">VerifierAction(action : int) → vérifie que le client envoie une valeur cohérente et agit en fonction </w:t>
+        <w:t>VerifierAction</w:t>
+      </w:r>
+      <w:proofErr w:type="spellEnd"/>
+      <w:r>
+        <w:rPr>
+          <w:lang w:val="fr-BE"/>
+        </w:rPr>
+        <w:t xml:space="preserve">(action : </w:t>
+      </w:r>
+      <w:proofErr w:type="spellStart"/>
+      <w:r>
+        <w:rPr>
+          <w:lang w:val="fr-BE"/>
+        </w:rPr>
+        <w:t>int</w:t>
+      </w:r>
+      <w:proofErr w:type="spellEnd"/>
+      <w:r>
+        <w:rPr>
+          <w:lang w:val="fr-BE"/>
+        </w:rPr>
+        <w:t xml:space="preserve">) → vérifie que le client envoie une valeur cohérente et agit en fonction </w:t>
       </w:r>
       <w:r>
         <w:rPr>
@@ -6711,18 +6973,52 @@
           <w:numId w:val="20"/>
         </w:numPr>
       </w:pPr>
+      <w:proofErr w:type="spellStart"/>
       <w:r>
         <w:t>SeConnecter</w:t>
       </w:r>
-      <w:r>
-        <w:t xml:space="preserve">(ip : IPAdress, port : int) → </w:t>
+      <w:proofErr w:type="spellEnd"/>
+      <w:r>
+        <w:t>(</w:t>
+      </w:r>
+      <w:proofErr w:type="spellStart"/>
+      <w:r>
+        <w:t>ip</w:t>
+      </w:r>
+      <w:proofErr w:type="spellEnd"/>
+      <w:r>
+        <w:t xml:space="preserve"> : </w:t>
+      </w:r>
+      <w:proofErr w:type="spellStart"/>
+      <w:r>
+        <w:t>IPAdress</w:t>
+      </w:r>
+      <w:proofErr w:type="spellEnd"/>
+      <w:r>
+        <w:t xml:space="preserve">, port : </w:t>
+      </w:r>
+      <w:proofErr w:type="spellStart"/>
+      <w:r>
+        <w:t>int</w:t>
+      </w:r>
+      <w:proofErr w:type="spellEnd"/>
+      <w:r>
+        <w:t xml:space="preserve">) → </w:t>
       </w:r>
       <w:r>
         <w:rPr>
           <w:lang w:val="fr-BE"/>
         </w:rPr>
-        <w:t>créer le socket et le endpoint</w:t>
-      </w:r>
+        <w:t xml:space="preserve">créer le socket et le </w:t>
+      </w:r>
+      <w:proofErr w:type="spellStart"/>
+      <w:r>
+        <w:rPr>
+          <w:lang w:val="fr-BE"/>
+        </w:rPr>
+        <w:t>endpoint</w:t>
+      </w:r>
+      <w:proofErr w:type="spellEnd"/>
       <w:r>
         <w:rPr>
           <w:lang w:val="fr-BE"/>
@@ -6738,11 +7034,33 @@
           <w:numId w:val="20"/>
         </w:numPr>
       </w:pPr>
+      <w:proofErr w:type="spellStart"/>
       <w:r>
         <w:rPr>
           <w:lang w:val="fr-BE"/>
         </w:rPr>
-        <w:t>SaisirIP(saisie : string) : IPAdress </w:t>
+        <w:t>SaisirIP</w:t>
+      </w:r>
+      <w:proofErr w:type="spellEnd"/>
+      <w:r>
+        <w:rPr>
+          <w:lang w:val="fr-BE"/>
+        </w:rPr>
+        <w:t xml:space="preserve">(saisie : string) : </w:t>
+      </w:r>
+      <w:proofErr w:type="spellStart"/>
+      <w:r>
+        <w:rPr>
+          <w:lang w:val="fr-BE"/>
+        </w:rPr>
+        <w:t>IPAdress</w:t>
+      </w:r>
+      <w:proofErr w:type="spellEnd"/>
+      <w:r>
+        <w:rPr>
+          <w:lang w:val="fr-BE"/>
+        </w:rPr>
+        <w:t> </w:t>
       </w:r>
       <w:r>
         <w:rPr>
@@ -6778,11 +7096,47 @@
           <w:numId w:val="20"/>
         </w:numPr>
       </w:pPr>
+      <w:proofErr w:type="spellStart"/>
       <w:r>
         <w:rPr>
           <w:lang w:val="fr-BE"/>
         </w:rPr>
-        <w:t>EnvoyerAction(typeAction : int)</w:t>
+        <w:t>EnvoyerAction</w:t>
+      </w:r>
+      <w:proofErr w:type="spellEnd"/>
+      <w:r>
+        <w:rPr>
+          <w:lang w:val="fr-BE"/>
+        </w:rPr>
+        <w:t>(</w:t>
+      </w:r>
+      <w:proofErr w:type="spellStart"/>
+      <w:r>
+        <w:rPr>
+          <w:lang w:val="fr-BE"/>
+        </w:rPr>
+        <w:t>typeAction</w:t>
+      </w:r>
+      <w:proofErr w:type="spellEnd"/>
+      <w:r>
+        <w:rPr>
+          <w:lang w:val="fr-BE"/>
+        </w:rPr>
+        <w:t xml:space="preserve"> : </w:t>
+      </w:r>
+      <w:proofErr w:type="spellStart"/>
+      <w:r>
+        <w:rPr>
+          <w:lang w:val="fr-BE"/>
+        </w:rPr>
+        <w:t>int</w:t>
+      </w:r>
+      <w:proofErr w:type="spellEnd"/>
+      <w:r>
+        <w:rPr>
+          <w:lang w:val="fr-BE"/>
+        </w:rPr>
+        <w:t>)</w:t>
       </w:r>
       <w:r>
         <w:rPr>
@@ -6799,11 +7153,19 @@
           <w:numId w:val="20"/>
         </w:numPr>
       </w:pPr>
+      <w:proofErr w:type="spellStart"/>
       <w:r>
         <w:rPr>
           <w:lang w:val="fr-BE"/>
         </w:rPr>
-        <w:t xml:space="preserve">RejouerPartie() → </w:t>
+        <w:t>RejouerPartie</w:t>
+      </w:r>
+      <w:proofErr w:type="spellEnd"/>
+      <w:r>
+        <w:rPr>
+          <w:lang w:val="fr-BE"/>
+        </w:rPr>
+        <w:t xml:space="preserve">() → </w:t>
       </w:r>
       <w:r>
         <w:rPr>
@@ -6820,11 +7182,19 @@
           <w:numId w:val="20"/>
         </w:numPr>
       </w:pPr>
+      <w:proofErr w:type="spellStart"/>
       <w:r>
         <w:rPr>
           <w:lang w:val="fr-BE"/>
         </w:rPr>
-        <w:t>QuitterPartie()</w:t>
+        <w:t>QuitterPartie</w:t>
+      </w:r>
+      <w:proofErr w:type="spellEnd"/>
+      <w:r>
+        <w:rPr>
+          <w:lang w:val="fr-BE"/>
+        </w:rPr>
+        <w:t>()</w:t>
       </w:r>
       <w:r>
         <w:rPr>
@@ -6843,7 +7213,21 @@
           <w:lang w:val="fr-BE"/>
         </w:rPr>
         <w:br/>
-        <w:t>(en fin de partie, booléen : true = rejouer ; false = quitter)</w:t>
+        <w:t xml:space="preserve">(en fin de partie, booléen : </w:t>
+      </w:r>
+      <w:proofErr w:type="spellStart"/>
+      <w:r>
+        <w:rPr>
+          <w:lang w:val="fr-BE"/>
+        </w:rPr>
+        <w:t>true</w:t>
+      </w:r>
+      <w:proofErr w:type="spellEnd"/>
+      <w:r>
+        <w:rPr>
+          <w:lang w:val="fr-BE"/>
+        </w:rPr>
+        <w:t xml:space="preserve"> = rejouer ; false = quitter)</w:t>
       </w:r>
     </w:p>
     <w:p>
@@ -6858,14 +7242,6 @@
       <w:bookmarkEnd w:id="13"/>
     </w:p>
     <w:p>
-      <w:pPr>
-        <w:rPr>
-          <w:rFonts w:asciiTheme="majorHAnsi" w:eastAsiaTheme="majorEastAsia" w:hAnsiTheme="majorHAnsi" w:cstheme="majorBidi"/>
-          <w:color w:val="0F4761" w:themeColor="accent1" w:themeShade="BF"/>
-          <w:sz w:val="36"/>
-          <w:szCs w:val="32"/>
-        </w:rPr>
-      </w:pPr>
       <w:r>
         <w:t xml:space="preserve">Cette classe </w:t>
       </w:r>
@@ -6879,7 +7255,347 @@
         <w:t>.</w:t>
       </w:r>
       <w:r>
-        <w:t xml:space="preserve"> Avec ses caractéristiques et </w:t>
+        <w:t xml:space="preserve"> Avec ses caractéristiques</w:t>
+      </w:r>
+      <w:r>
+        <w:t>.</w:t>
+      </w:r>
+    </w:p>
+    <w:p>
+      <w:pPr>
+        <w:pStyle w:val="Paragraphedeliste"/>
+        <w:numPr>
+          <w:ilvl w:val="0"/>
+          <w:numId w:val="12"/>
+        </w:numPr>
+      </w:pPr>
+      <w:proofErr w:type="spellStart"/>
+      <w:r>
+        <w:t>pv:nombre</w:t>
+      </w:r>
+      <w:proofErr w:type="spellEnd"/>
+      <w:r>
+        <w:t xml:space="preserve"> entier qui représente les points de vie du robot. Lorsque ce nombre atteint 0 la partie se termine. Base = 100</w:t>
+      </w:r>
+    </w:p>
+    <w:p>
+      <w:pPr>
+        <w:pStyle w:val="Paragraphedeliste"/>
+        <w:numPr>
+          <w:ilvl w:val="0"/>
+          <w:numId w:val="12"/>
+        </w:numPr>
+      </w:pPr>
+      <w:proofErr w:type="spellStart"/>
+      <w:r>
+        <w:t>armure:nombre</w:t>
+      </w:r>
+      <w:proofErr w:type="spellEnd"/>
+      <w:r>
+        <w:t xml:space="preserve"> entier représentant l'armure du robot. Ce nombre est soustrait aux </w:t>
+      </w:r>
+      <w:proofErr w:type="spellStart"/>
+      <w:r>
+        <w:t>dégats</w:t>
+      </w:r>
+      <w:proofErr w:type="spellEnd"/>
+      <w:r>
+        <w:t xml:space="preserve"> d'une attaque adverse. Base = 0</w:t>
+      </w:r>
+    </w:p>
+    <w:p>
+      <w:pPr>
+        <w:pStyle w:val="Paragraphedeliste"/>
+        <w:numPr>
+          <w:ilvl w:val="0"/>
+          <w:numId w:val="12"/>
+        </w:numPr>
+      </w:pPr>
+      <w:proofErr w:type="spellStart"/>
+      <w:r>
+        <w:t>degats</w:t>
+      </w:r>
+      <w:proofErr w:type="spellEnd"/>
+      <w:r>
+        <w:t xml:space="preserve"> :Nombre entier qui représente le potentiel d'attaque du </w:t>
+      </w:r>
+      <w:proofErr w:type="spellStart"/>
+      <w:r>
+        <w:t>robot.Ce</w:t>
+      </w:r>
+      <w:proofErr w:type="spellEnd"/>
+      <w:r>
+        <w:t xml:space="preserve"> nombre représente les points de </w:t>
+      </w:r>
+      <w:proofErr w:type="spellStart"/>
+      <w:r>
+        <w:t>dégats</w:t>
+      </w:r>
+      <w:proofErr w:type="spellEnd"/>
+      <w:r>
+        <w:t xml:space="preserve"> qu'une attaque fera. Base = 10</w:t>
+      </w:r>
+    </w:p>
+    <w:p>
+      <w:pPr>
+        <w:pStyle w:val="Paragraphedeliste"/>
+        <w:numPr>
+          <w:ilvl w:val="0"/>
+          <w:numId w:val="12"/>
+        </w:numPr>
+      </w:pPr>
+      <w:proofErr w:type="spellStart"/>
+      <w:r>
+        <w:t>energie</w:t>
+      </w:r>
+      <w:proofErr w:type="spellEnd"/>
+      <w:r>
+        <w:t xml:space="preserve"> :Nombre entier qui représente l'énergie du robot. Ceci est l'utile lors d'une attaque chargée (Coût de 50 en énergie) Base = 0 Max = 100</w:t>
+      </w:r>
+    </w:p>
+    <w:p>
+      <w:pPr>
+        <w:pStyle w:val="Paragraphedeliste"/>
+        <w:numPr>
+          <w:ilvl w:val="0"/>
+          <w:numId w:val="22"/>
+        </w:numPr>
+      </w:pPr>
+      <w:proofErr w:type="spellStart"/>
+      <w:r>
+        <w:t>Defendre</w:t>
+      </w:r>
+      <w:proofErr w:type="spellEnd"/>
+      <w:r>
+        <w:t>() → Action de se défendre. Elle permet d'ajouter 10 d'armure au robot pendant un tour.</w:t>
+      </w:r>
+    </w:p>
+    <w:p>
+      <w:pPr>
+        <w:pStyle w:val="Paragraphedeliste"/>
+        <w:numPr>
+          <w:ilvl w:val="0"/>
+          <w:numId w:val="22"/>
+        </w:numPr>
+      </w:pPr>
+      <w:r>
+        <w:t>Recharger() → Action qui permet d'ajouter 50 points d'énergie.</w:t>
+      </w:r>
+    </w:p>
+    <w:p>
+      <w:pPr>
+        <w:pStyle w:val="Paragraphedeliste"/>
+        <w:numPr>
+          <w:ilvl w:val="0"/>
+          <w:numId w:val="22"/>
+        </w:numPr>
+      </w:pPr>
+      <w:proofErr w:type="spellStart"/>
+      <w:r>
+        <w:t>SubirDegat</w:t>
+      </w:r>
+      <w:proofErr w:type="spellEnd"/>
+      <w:r>
+        <w:t>(</w:t>
+      </w:r>
+      <w:proofErr w:type="spellStart"/>
+      <w:r>
+        <w:t>degat:int</w:t>
+      </w:r>
+      <w:proofErr w:type="spellEnd"/>
+      <w:r>
+        <w:t xml:space="preserve">, </w:t>
+      </w:r>
+      <w:proofErr w:type="spellStart"/>
+      <w:r>
+        <w:t>puissante:true</w:t>
+      </w:r>
+      <w:proofErr w:type="spellEnd"/>
+      <w:r>
+        <w:t xml:space="preserve"> ) → Permet de calculer les </w:t>
+      </w:r>
+      <w:proofErr w:type="spellStart"/>
+      <w:r>
+        <w:t>dégats</w:t>
+      </w:r>
+      <w:proofErr w:type="spellEnd"/>
+      <w:r>
+        <w:t xml:space="preserve"> subit et de soustraire ceux-ci aux points de vie du robot. Si c'est une attaque puissante on fait un x2 aux </w:t>
+      </w:r>
+      <w:proofErr w:type="spellStart"/>
+      <w:r>
+        <w:t>degats</w:t>
+      </w:r>
+      <w:proofErr w:type="spellEnd"/>
+      <w:r>
+        <w:t>.</w:t>
+      </w:r>
+    </w:p>
+    <w:p>
+      <w:pPr>
+        <w:pStyle w:val="Paragraphedeliste"/>
+        <w:numPr>
+          <w:ilvl w:val="0"/>
+          <w:numId w:val="22"/>
+        </w:numPr>
+      </w:pPr>
+      <w:proofErr w:type="spellStart"/>
+      <w:r>
+        <w:t>VerifierConfiguration</w:t>
+      </w:r>
+      <w:proofErr w:type="spellEnd"/>
+      <w:r>
+        <w:t xml:space="preserve">() → Vérifie la configuration des robots en soustrayant les valeurs de base aux statistiques du robot et en divisant ce résultat par : </w:t>
+      </w:r>
+      <w:proofErr w:type="spellStart"/>
+      <w:r>
+        <w:t>pv</w:t>
+      </w:r>
+      <w:proofErr w:type="spellEnd"/>
+      <w:r>
+        <w:t xml:space="preserve"> → stat-base/10, armure → stat/2, </w:t>
+      </w:r>
+      <w:proofErr w:type="spellStart"/>
+      <w:r>
+        <w:t>degat</w:t>
+      </w:r>
+      <w:proofErr w:type="spellEnd"/>
+      <w:r>
+        <w:t xml:space="preserve"> → stat-base/2. Et ensuite l'addition de ce résultat doit être égale à 10 sinon on retourne false et envoie un message d'erreur.</w:t>
+      </w:r>
+    </w:p>
+    <w:p>
+      <w:pPr>
+        <w:pStyle w:val="Paragraphedeliste"/>
+        <w:numPr>
+          <w:ilvl w:val="0"/>
+          <w:numId w:val="22"/>
+        </w:numPr>
+      </w:pPr>
+      <w:r>
+        <w:t>Robot() → Constructeur vide utile pour la sérialisation des données</w:t>
+      </w:r>
+    </w:p>
+    <w:p>
+      <w:pPr>
+        <w:pStyle w:val="Paragraphedeliste"/>
+        <w:numPr>
+          <w:ilvl w:val="0"/>
+          <w:numId w:val="22"/>
+        </w:numPr>
+      </w:pPr>
+      <w:r>
+        <w:t>Robot(</w:t>
+      </w:r>
+      <w:proofErr w:type="spellStart"/>
+      <w:r>
+        <w:t>ptPv:int</w:t>
+      </w:r>
+      <w:proofErr w:type="spellEnd"/>
+      <w:r>
+        <w:t xml:space="preserve">, </w:t>
+      </w:r>
+      <w:proofErr w:type="spellStart"/>
+      <w:r>
+        <w:t>ptArmure:int</w:t>
+      </w:r>
+      <w:proofErr w:type="spellEnd"/>
+      <w:r>
+        <w:t xml:space="preserve">, </w:t>
+      </w:r>
+      <w:proofErr w:type="spellStart"/>
+      <w:r>
+        <w:t>ptForce</w:t>
+      </w:r>
+      <w:proofErr w:type="spellEnd"/>
+      <w:r>
+        <w:t xml:space="preserve">: </w:t>
+      </w:r>
+      <w:proofErr w:type="spellStart"/>
+      <w:r>
+        <w:t>int</w:t>
+      </w:r>
+      <w:proofErr w:type="spellEnd"/>
+      <w:r>
+        <w:t xml:space="preserve">) → Constructeur contenant les point de la configuration et </w:t>
+      </w:r>
+      <w:proofErr w:type="spellStart"/>
+      <w:r>
+        <w:t>permantant</w:t>
+      </w:r>
+      <w:proofErr w:type="spellEnd"/>
+      <w:r>
+        <w:t xml:space="preserve"> la vérification que ces valeur ne dépasse pas 10.</w:t>
+      </w:r>
+    </w:p>
+    <w:p>
+      <w:pPr>
+        <w:pStyle w:val="Paragraphedeliste"/>
+        <w:numPr>
+          <w:ilvl w:val="0"/>
+          <w:numId w:val="22"/>
+        </w:numPr>
+      </w:pPr>
+    </w:p>
+    <w:p>
+      <w:pPr>
+        <w:pStyle w:val="Paragraphedeliste"/>
+        <w:numPr>
+          <w:ilvl w:val="0"/>
+          <w:numId w:val="22"/>
+        </w:numPr>
+      </w:pPr>
+      <w:r>
+        <w:lastRenderedPageBreak/>
+        <w:t>Robot(</w:t>
+      </w:r>
+      <w:proofErr w:type="spellStart"/>
+      <w:r>
+        <w:t>pv:int</w:t>
+      </w:r>
+      <w:proofErr w:type="spellEnd"/>
+      <w:r>
+        <w:t xml:space="preserve">, </w:t>
+      </w:r>
+      <w:proofErr w:type="spellStart"/>
+      <w:r>
+        <w:t>armure:int</w:t>
+      </w:r>
+      <w:proofErr w:type="spellEnd"/>
+      <w:r>
+        <w:t xml:space="preserve">, </w:t>
+      </w:r>
+      <w:proofErr w:type="spellStart"/>
+      <w:r>
+        <w:t>degat:int</w:t>
+      </w:r>
+      <w:proofErr w:type="spellEnd"/>
+      <w:r>
+        <w:t xml:space="preserve">, </w:t>
+      </w:r>
+      <w:proofErr w:type="spellStart"/>
+      <w:r>
+        <w:t>energie:int</w:t>
+      </w:r>
+      <w:proofErr w:type="spellEnd"/>
+      <w:r>
+        <w:t xml:space="preserve">) → </w:t>
+      </w:r>
+      <w:proofErr w:type="spellStart"/>
+      <w:r>
+        <w:t>contructeur</w:t>
+      </w:r>
+      <w:proofErr w:type="spellEnd"/>
+      <w:r>
+        <w:t xml:space="preserve"> utile pour des </w:t>
+      </w:r>
+      <w:proofErr w:type="spellStart"/>
+      <w:r>
+        <w:t>implémetations</w:t>
+      </w:r>
+      <w:proofErr w:type="spellEnd"/>
+      <w:r>
+        <w:t xml:space="preserve"> futures (sauvegarde de données d'un robot en le copiant)</w:t>
       </w:r>
     </w:p>
     <w:p>
@@ -7115,7 +7831,23 @@
                 <w:sz w:val="22"/>
                 <w:szCs w:val="22"/>
               </w:rPr>
-              <w:t>Connaître l’ip et le port d’accès à l’hébergeur.</w:t>
+              <w:t xml:space="preserve">Connaître </w:t>
+            </w:r>
+            <w:proofErr w:type="spellStart"/>
+            <w:r>
+              <w:rPr>
+                <w:sz w:val="22"/>
+                <w:szCs w:val="22"/>
+              </w:rPr>
+              <w:t>l’ip</w:t>
+            </w:r>
+            <w:proofErr w:type="spellEnd"/>
+            <w:r>
+              <w:rPr>
+                <w:sz w:val="22"/>
+                <w:szCs w:val="22"/>
+              </w:rPr>
+              <w:t xml:space="preserve"> et le port d’accès à l’hébergeur.</w:t>
             </w:r>
           </w:p>
         </w:tc>
@@ -7135,8 +7867,17 @@
                 <w:sz w:val="22"/>
                 <w:szCs w:val="22"/>
               </w:rPr>
-              <w:t>- 1 : Entrer l’ip</w:t>
-            </w:r>
+              <w:t xml:space="preserve">- 1 : Entrer </w:t>
+            </w:r>
+            <w:proofErr w:type="spellStart"/>
+            <w:r>
+              <w:rPr>
+                <w:sz w:val="22"/>
+                <w:szCs w:val="22"/>
+              </w:rPr>
+              <w:t>l’ip</w:t>
+            </w:r>
+            <w:proofErr w:type="spellEnd"/>
           </w:p>
           <w:p>
             <w:pPr>
@@ -7399,6 +8140,7 @@
       </w:pPr>
       <w:bookmarkStart w:id="16" w:name="_Toc240463000"/>
       <w:r>
+        <w:lastRenderedPageBreak/>
         <w:t>6. Échéancier</w:t>
       </w:r>
       <w:bookmarkEnd w:id="16"/>
@@ -8780,6 +9522,119 @@
     </w:lvl>
   </w:abstractNum>
   <w:abstractNum w:abstractNumId="8" w15:restartNumberingAfterBreak="0">
+    <w:nsid w:val="26FF4B4C"/>
+    <w:multiLevelType w:val="hybridMultilevel"/>
+    <w:tmpl w:val="CD387D98"/>
+    <w:lvl w:ilvl="0" w:tplc="EB720D44">
+      <w:start w:val="6"/>
+      <w:numFmt w:val="bullet"/>
+      <w:lvlText w:val="+"/>
+      <w:lvlJc w:val="left"/>
+      <w:pPr>
+        <w:ind w:left="720" w:hanging="360"/>
+      </w:pPr>
+      <w:rPr>
+        <w:rFonts w:ascii="Aptos" w:eastAsiaTheme="minorHAnsi" w:hAnsi="Aptos" w:cstheme="minorBidi" w:hint="default"/>
+      </w:rPr>
+    </w:lvl>
+    <w:lvl w:ilvl="1" w:tplc="0C0C0003" w:tentative="1">
+      <w:start w:val="1"/>
+      <w:numFmt w:val="bullet"/>
+      <w:lvlText w:val="o"/>
+      <w:lvlJc w:val="left"/>
+      <w:pPr>
+        <w:ind w:left="1440" w:hanging="360"/>
+      </w:pPr>
+      <w:rPr>
+        <w:rFonts w:ascii="Courier New" w:hAnsi="Courier New" w:cs="Courier New" w:hint="default"/>
+      </w:rPr>
+    </w:lvl>
+    <w:lvl w:ilvl="2" w:tplc="0C0C0005" w:tentative="1">
+      <w:start w:val="1"/>
+      <w:numFmt w:val="bullet"/>
+      <w:lvlText w:val=""/>
+      <w:lvlJc w:val="left"/>
+      <w:pPr>
+        <w:ind w:left="2160" w:hanging="360"/>
+      </w:pPr>
+      <w:rPr>
+        <w:rFonts w:ascii="Wingdings" w:hAnsi="Wingdings" w:hint="default"/>
+      </w:rPr>
+    </w:lvl>
+    <w:lvl w:ilvl="3" w:tplc="0C0C0001" w:tentative="1">
+      <w:start w:val="1"/>
+      <w:numFmt w:val="bullet"/>
+      <w:lvlText w:val=""/>
+      <w:lvlJc w:val="left"/>
+      <w:pPr>
+        <w:ind w:left="2880" w:hanging="360"/>
+      </w:pPr>
+      <w:rPr>
+        <w:rFonts w:ascii="Symbol" w:hAnsi="Symbol" w:hint="default"/>
+      </w:rPr>
+    </w:lvl>
+    <w:lvl w:ilvl="4" w:tplc="0C0C0003" w:tentative="1">
+      <w:start w:val="1"/>
+      <w:numFmt w:val="bullet"/>
+      <w:lvlText w:val="o"/>
+      <w:lvlJc w:val="left"/>
+      <w:pPr>
+        <w:ind w:left="3600" w:hanging="360"/>
+      </w:pPr>
+      <w:rPr>
+        <w:rFonts w:ascii="Courier New" w:hAnsi="Courier New" w:cs="Courier New" w:hint="default"/>
+      </w:rPr>
+    </w:lvl>
+    <w:lvl w:ilvl="5" w:tplc="0C0C0005" w:tentative="1">
+      <w:start w:val="1"/>
+      <w:numFmt w:val="bullet"/>
+      <w:lvlText w:val=""/>
+      <w:lvlJc w:val="left"/>
+      <w:pPr>
+        <w:ind w:left="4320" w:hanging="360"/>
+      </w:pPr>
+      <w:rPr>
+        <w:rFonts w:ascii="Wingdings" w:hAnsi="Wingdings" w:hint="default"/>
+      </w:rPr>
+    </w:lvl>
+    <w:lvl w:ilvl="6" w:tplc="0C0C0001" w:tentative="1">
+      <w:start w:val="1"/>
+      <w:numFmt w:val="bullet"/>
+      <w:lvlText w:val=""/>
+      <w:lvlJc w:val="left"/>
+      <w:pPr>
+        <w:ind w:left="5040" w:hanging="360"/>
+      </w:pPr>
+      <w:rPr>
+        <w:rFonts w:ascii="Symbol" w:hAnsi="Symbol" w:hint="default"/>
+      </w:rPr>
+    </w:lvl>
+    <w:lvl w:ilvl="7" w:tplc="0C0C0003" w:tentative="1">
+      <w:start w:val="1"/>
+      <w:numFmt w:val="bullet"/>
+      <w:lvlText w:val="o"/>
+      <w:lvlJc w:val="left"/>
+      <w:pPr>
+        <w:ind w:left="5760" w:hanging="360"/>
+      </w:pPr>
+      <w:rPr>
+        <w:rFonts w:ascii="Courier New" w:hAnsi="Courier New" w:cs="Courier New" w:hint="default"/>
+      </w:rPr>
+    </w:lvl>
+    <w:lvl w:ilvl="8" w:tplc="0C0C0005" w:tentative="1">
+      <w:start w:val="1"/>
+      <w:numFmt w:val="bullet"/>
+      <w:lvlText w:val=""/>
+      <w:lvlJc w:val="left"/>
+      <w:pPr>
+        <w:ind w:left="6480" w:hanging="360"/>
+      </w:pPr>
+      <w:rPr>
+        <w:rFonts w:ascii="Wingdings" w:hAnsi="Wingdings" w:hint="default"/>
+      </w:rPr>
+    </w:lvl>
+  </w:abstractNum>
+  <w:abstractNum w:abstractNumId="9" w15:restartNumberingAfterBreak="0">
     <w:nsid w:val="2C881F79"/>
     <w:multiLevelType w:val="hybridMultilevel"/>
     <w:tmpl w:val="296ECBFC"/>
@@ -8892,10 +9747,123 @@
       </w:rPr>
     </w:lvl>
   </w:abstractNum>
-  <w:abstractNum w:abstractNumId="9" w15:restartNumberingAfterBreak="0">
+  <w:abstractNum w:abstractNumId="10" w15:restartNumberingAfterBreak="0">
+    <w:nsid w:val="339C364B"/>
+    <w:multiLevelType w:val="hybridMultilevel"/>
+    <w:tmpl w:val="20E41B7E"/>
+    <w:lvl w:ilvl="0" w:tplc="EB720D44">
+      <w:start w:val="6"/>
+      <w:numFmt w:val="bullet"/>
+      <w:lvlText w:val="+"/>
+      <w:lvlJc w:val="left"/>
+      <w:pPr>
+        <w:ind w:left="1440" w:hanging="360"/>
+      </w:pPr>
+      <w:rPr>
+        <w:rFonts w:ascii="Aptos" w:eastAsiaTheme="minorHAnsi" w:hAnsi="Aptos" w:cstheme="minorBidi" w:hint="default"/>
+      </w:rPr>
+    </w:lvl>
+    <w:lvl w:ilvl="1" w:tplc="0C0C0003" w:tentative="1">
+      <w:start w:val="1"/>
+      <w:numFmt w:val="bullet"/>
+      <w:lvlText w:val="o"/>
+      <w:lvlJc w:val="left"/>
+      <w:pPr>
+        <w:ind w:left="2160" w:hanging="360"/>
+      </w:pPr>
+      <w:rPr>
+        <w:rFonts w:ascii="Courier New" w:hAnsi="Courier New" w:cs="Courier New" w:hint="default"/>
+      </w:rPr>
+    </w:lvl>
+    <w:lvl w:ilvl="2" w:tplc="0C0C0005" w:tentative="1">
+      <w:start w:val="1"/>
+      <w:numFmt w:val="bullet"/>
+      <w:lvlText w:val=""/>
+      <w:lvlJc w:val="left"/>
+      <w:pPr>
+        <w:ind w:left="2880" w:hanging="360"/>
+      </w:pPr>
+      <w:rPr>
+        <w:rFonts w:ascii="Wingdings" w:hAnsi="Wingdings" w:hint="default"/>
+      </w:rPr>
+    </w:lvl>
+    <w:lvl w:ilvl="3" w:tplc="0C0C0001" w:tentative="1">
+      <w:start w:val="1"/>
+      <w:numFmt w:val="bullet"/>
+      <w:lvlText w:val=""/>
+      <w:lvlJc w:val="left"/>
+      <w:pPr>
+        <w:ind w:left="3600" w:hanging="360"/>
+      </w:pPr>
+      <w:rPr>
+        <w:rFonts w:ascii="Symbol" w:hAnsi="Symbol" w:hint="default"/>
+      </w:rPr>
+    </w:lvl>
+    <w:lvl w:ilvl="4" w:tplc="0C0C0003" w:tentative="1">
+      <w:start w:val="1"/>
+      <w:numFmt w:val="bullet"/>
+      <w:lvlText w:val="o"/>
+      <w:lvlJc w:val="left"/>
+      <w:pPr>
+        <w:ind w:left="4320" w:hanging="360"/>
+      </w:pPr>
+      <w:rPr>
+        <w:rFonts w:ascii="Courier New" w:hAnsi="Courier New" w:cs="Courier New" w:hint="default"/>
+      </w:rPr>
+    </w:lvl>
+    <w:lvl w:ilvl="5" w:tplc="0C0C0005" w:tentative="1">
+      <w:start w:val="1"/>
+      <w:numFmt w:val="bullet"/>
+      <w:lvlText w:val=""/>
+      <w:lvlJc w:val="left"/>
+      <w:pPr>
+        <w:ind w:left="5040" w:hanging="360"/>
+      </w:pPr>
+      <w:rPr>
+        <w:rFonts w:ascii="Wingdings" w:hAnsi="Wingdings" w:hint="default"/>
+      </w:rPr>
+    </w:lvl>
+    <w:lvl w:ilvl="6" w:tplc="0C0C0001" w:tentative="1">
+      <w:start w:val="1"/>
+      <w:numFmt w:val="bullet"/>
+      <w:lvlText w:val=""/>
+      <w:lvlJc w:val="left"/>
+      <w:pPr>
+        <w:ind w:left="5760" w:hanging="360"/>
+      </w:pPr>
+      <w:rPr>
+        <w:rFonts w:ascii="Symbol" w:hAnsi="Symbol" w:hint="default"/>
+      </w:rPr>
+    </w:lvl>
+    <w:lvl w:ilvl="7" w:tplc="0C0C0003" w:tentative="1">
+      <w:start w:val="1"/>
+      <w:numFmt w:val="bullet"/>
+      <w:lvlText w:val="o"/>
+      <w:lvlJc w:val="left"/>
+      <w:pPr>
+        <w:ind w:left="6480" w:hanging="360"/>
+      </w:pPr>
+      <w:rPr>
+        <w:rFonts w:ascii="Courier New" w:hAnsi="Courier New" w:cs="Courier New" w:hint="default"/>
+      </w:rPr>
+    </w:lvl>
+    <w:lvl w:ilvl="8" w:tplc="0C0C0005" w:tentative="1">
+      <w:start w:val="1"/>
+      <w:numFmt w:val="bullet"/>
+      <w:lvlText w:val=""/>
+      <w:lvlJc w:val="left"/>
+      <w:pPr>
+        <w:ind w:left="7200" w:hanging="360"/>
+      </w:pPr>
+      <w:rPr>
+        <w:rFonts w:ascii="Wingdings" w:hAnsi="Wingdings" w:hint="default"/>
+      </w:rPr>
+    </w:lvl>
+  </w:abstractNum>
+  <w:abstractNum w:abstractNumId="11" w15:restartNumberingAfterBreak="0">
     <w:nsid w:val="37F742DC"/>
     <w:multiLevelType w:val="hybridMultilevel"/>
-    <w:tmpl w:val="60FAE8D6"/>
+    <w:tmpl w:val="4E5C967E"/>
     <w:lvl w:ilvl="0" w:tplc="0C0C0001">
       <w:start w:val="1"/>
       <w:numFmt w:val="bullet"/>
@@ -9005,7 +9973,7 @@
       </w:rPr>
     </w:lvl>
   </w:abstractNum>
-  <w:abstractNum w:abstractNumId="10" w15:restartNumberingAfterBreak="0">
+  <w:abstractNum w:abstractNumId="12" w15:restartNumberingAfterBreak="0">
     <w:nsid w:val="39E9611C"/>
     <w:multiLevelType w:val="hybridMultilevel"/>
     <w:tmpl w:val="742060FE"/>
@@ -9091,7 +10059,7 @@
       </w:pPr>
     </w:lvl>
   </w:abstractNum>
-  <w:abstractNum w:abstractNumId="11" w15:restartNumberingAfterBreak="0">
+  <w:abstractNum w:abstractNumId="13" w15:restartNumberingAfterBreak="0">
     <w:nsid w:val="3E78301A"/>
     <w:multiLevelType w:val="hybridMultilevel"/>
     <w:tmpl w:val="7E807772"/>
@@ -9203,7 +10171,7 @@
       </w:rPr>
     </w:lvl>
   </w:abstractNum>
-  <w:abstractNum w:abstractNumId="12" w15:restartNumberingAfterBreak="0">
+  <w:abstractNum w:abstractNumId="14" w15:restartNumberingAfterBreak="0">
     <w:nsid w:val="4397345E"/>
     <w:multiLevelType w:val="hybridMultilevel"/>
     <w:tmpl w:val="7578E656"/>
@@ -9316,7 +10284,7 @@
       </w:rPr>
     </w:lvl>
   </w:abstractNum>
-  <w:abstractNum w:abstractNumId="13" w15:restartNumberingAfterBreak="0">
+  <w:abstractNum w:abstractNumId="15" w15:restartNumberingAfterBreak="0">
     <w:nsid w:val="4DF27901"/>
     <w:multiLevelType w:val="hybridMultilevel"/>
     <w:tmpl w:val="C450A4A4"/>
@@ -9429,7 +10397,7 @@
       </w:rPr>
     </w:lvl>
   </w:abstractNum>
-  <w:abstractNum w:abstractNumId="14" w15:restartNumberingAfterBreak="0">
+  <w:abstractNum w:abstractNumId="16" w15:restartNumberingAfterBreak="0">
     <w:nsid w:val="4E804F0F"/>
     <w:multiLevelType w:val="hybridMultilevel"/>
     <w:tmpl w:val="81FC2C44"/>
@@ -9542,7 +10510,7 @@
       </w:rPr>
     </w:lvl>
   </w:abstractNum>
-  <w:abstractNum w:abstractNumId="15" w15:restartNumberingAfterBreak="0">
+  <w:abstractNum w:abstractNumId="17" w15:restartNumberingAfterBreak="0">
     <w:nsid w:val="511135DA"/>
     <w:multiLevelType w:val="hybridMultilevel"/>
     <w:tmpl w:val="6122AA86"/>
@@ -9654,7 +10622,7 @@
       </w:rPr>
     </w:lvl>
   </w:abstractNum>
-  <w:abstractNum w:abstractNumId="16" w15:restartNumberingAfterBreak="0">
+  <w:abstractNum w:abstractNumId="18" w15:restartNumberingAfterBreak="0">
     <w:nsid w:val="543960A7"/>
     <w:multiLevelType w:val="hybridMultilevel"/>
     <w:tmpl w:val="67CA386E"/>
@@ -9767,7 +10735,7 @@
       </w:rPr>
     </w:lvl>
   </w:abstractNum>
-  <w:abstractNum w:abstractNumId="17" w15:restartNumberingAfterBreak="0">
+  <w:abstractNum w:abstractNumId="19" w15:restartNumberingAfterBreak="0">
     <w:nsid w:val="59EF6295"/>
     <w:multiLevelType w:val="hybridMultilevel"/>
     <w:tmpl w:val="701EA672"/>
@@ -9879,7 +10847,7 @@
       </w:rPr>
     </w:lvl>
   </w:abstractNum>
-  <w:abstractNum w:abstractNumId="18" w15:restartNumberingAfterBreak="0">
+  <w:abstractNum w:abstractNumId="20" w15:restartNumberingAfterBreak="0">
     <w:nsid w:val="7D056C23"/>
     <w:multiLevelType w:val="hybridMultilevel"/>
     <w:tmpl w:val="AD508B58"/>
@@ -9992,7 +10960,7 @@
       </w:rPr>
     </w:lvl>
   </w:abstractNum>
-  <w:abstractNum w:abstractNumId="19" w15:restartNumberingAfterBreak="0">
+  <w:abstractNum w:abstractNumId="21" w15:restartNumberingAfterBreak="0">
     <w:nsid w:val="7FB35779"/>
     <w:multiLevelType w:val="hybridMultilevel"/>
     <w:tmpl w:val="A392B414"/>
@@ -10105,7 +11073,7 @@
     </w:lvl>
   </w:abstractNum>
   <w:num w:numId="1" w16cid:durableId="1928729662">
-    <w:abstractNumId w:val="12"/>
+    <w:abstractNumId w:val="14"/>
   </w:num>
   <w:num w:numId="2" w16cid:durableId="1439987797">
     <w:abstractNumId w:val="4"/>
@@ -10114,46 +11082,46 @@
     <w:abstractNumId w:val="5"/>
   </w:num>
   <w:num w:numId="4" w16cid:durableId="1222252699">
-    <w:abstractNumId w:val="8"/>
+    <w:abstractNumId w:val="9"/>
   </w:num>
   <w:num w:numId="5" w16cid:durableId="2073119974">
-    <w:abstractNumId w:val="16"/>
+    <w:abstractNumId w:val="18"/>
   </w:num>
   <w:num w:numId="6" w16cid:durableId="1360814527">
-    <w:abstractNumId w:val="10"/>
+    <w:abstractNumId w:val="12"/>
   </w:num>
   <w:num w:numId="7" w16cid:durableId="1193956834">
-    <w:abstractNumId w:val="18"/>
+    <w:abstractNumId w:val="20"/>
   </w:num>
   <w:num w:numId="8" w16cid:durableId="1898977753">
-    <w:abstractNumId w:val="13"/>
+    <w:abstractNumId w:val="15"/>
   </w:num>
   <w:num w:numId="9" w16cid:durableId="2140147929">
     <w:abstractNumId w:val="0"/>
   </w:num>
   <w:num w:numId="10" w16cid:durableId="350958286">
-    <w:abstractNumId w:val="14"/>
+    <w:abstractNumId w:val="16"/>
   </w:num>
   <w:num w:numId="11" w16cid:durableId="387068804">
     <w:abstractNumId w:val="7"/>
   </w:num>
   <w:num w:numId="12" w16cid:durableId="910384438">
-    <w:abstractNumId w:val="9"/>
+    <w:abstractNumId w:val="11"/>
   </w:num>
   <w:num w:numId="13" w16cid:durableId="1161044968">
-    <w:abstractNumId w:val="15"/>
+    <w:abstractNumId w:val="17"/>
   </w:num>
   <w:num w:numId="14" w16cid:durableId="1081097381">
     <w:abstractNumId w:val="2"/>
   </w:num>
   <w:num w:numId="15" w16cid:durableId="12459813">
+    <w:abstractNumId w:val="21"/>
+  </w:num>
+  <w:num w:numId="16" w16cid:durableId="1917204342">
     <w:abstractNumId w:val="19"/>
   </w:num>
-  <w:num w:numId="16" w16cid:durableId="1917204342">
-    <w:abstractNumId w:val="17"/>
-  </w:num>
   <w:num w:numId="17" w16cid:durableId="682976425">
-    <w:abstractNumId w:val="11"/>
+    <w:abstractNumId w:val="13"/>
   </w:num>
   <w:num w:numId="18" w16cid:durableId="1164933042">
     <w:abstractNumId w:val="6"/>
@@ -10163,6 +11131,12 @@
   </w:num>
   <w:num w:numId="20" w16cid:durableId="1978606689">
     <w:abstractNumId w:val="3"/>
+  </w:num>
+  <w:num w:numId="21" w16cid:durableId="1092512339">
+    <w:abstractNumId w:val="10"/>
+  </w:num>
+  <w:num w:numId="22" w16cid:durableId="2089111681">
+    <w:abstractNumId w:val="8"/>
   </w:num>
 </w:numbering>
 </file>
@@ -10771,7 +11745,6 @@
   <w:style w:type="character" w:default="1" w:styleId="Policepardfaut">
     <w:name w:val="Default Paragraph Font"/>
     <w:uiPriority w:val="1"/>
-    <w:semiHidden/>
     <w:unhideWhenUsed/>
   </w:style>
   <w:style w:type="table" w:default="1" w:styleId="TableauNormal">
@@ -11217,7 +12190,7 @@
       <w:ind w:left="480"/>
     </w:pPr>
   </w:style>
-  <w:style w:type="character" w:styleId="Lienhypertexte">
+  <w:style w:type="character" w:styleId="Hyperlien">
     <w:name w:val="Hyperlink"/>
     <w:basedOn w:val="Policepardfaut"/>
     <w:uiPriority w:val="99"/>
